--- a/sourse/python/Модели безопсности компьютерных систем/mbks_3/Отчет-3МБКС.docx
+++ b/sourse/python/Модели безопсности компьютерных систем/mbks_3/Отчет-3МБКС.docx
@@ -479,21 +479,7 @@
           <w:rFonts w:cs="Times New Roman"/>
           <w:color w:val="000000" w:themeColor="text1"/>
         </w:rPr>
-        <w:t>студент гр. 5131001/20</w:t>
-      </w:r>
-      <w:r>
-        <w:rPr>
-          <w:rFonts w:cs="Times New Roman"/>
-          <w:color w:val="000000" w:themeColor="text1"/>
-        </w:rPr>
-        <w:t>5</w:t>
-      </w:r>
-      <w:r>
-        <w:rPr>
-          <w:rFonts w:cs="Times New Roman"/>
-          <w:color w:val="000000" w:themeColor="text1"/>
-        </w:rPr>
-        <w:t>03</w:t>
+        <w:t xml:space="preserve">студент </w:t>
       </w:r>
       <w:r>
         <w:rPr>
@@ -535,7 +521,6 @@
         <w:rPr>
           <w:rFonts w:cs="Times New Roman"/>
           <w:color w:val="000000" w:themeColor="text1"/>
-          <w:lang w:val="en-US"/>
         </w:rPr>
         <w:t xml:space="preserve">                                                       </w:t>
       </w:r>
@@ -637,20 +622,6 @@
           <w:lang w:val="en-US"/>
         </w:rPr>
         <w:t xml:space="preserve">                                                                                                </w:t>
-      </w:r>
-      <w:r>
-        <w:rPr>
-          <w:rFonts w:cs="Times New Roman"/>
-          <w:color w:val="000000" w:themeColor="text1"/>
-        </w:rPr>
-        <w:t>Жуковский Е.В</w:t>
-      </w:r>
-      <w:r>
-        <w:rPr>
-          <w:rFonts w:cs="Times New Roman"/>
-          <w:color w:val="000000" w:themeColor="text1"/>
-        </w:rPr>
-        <w:t>.</w:t>
       </w:r>
     </w:p>
     <w:p>
@@ -843,35 +814,7 @@
         <w:rPr>
           <w:color w:val="000000" w:themeColor="text1"/>
         </w:rPr>
-        <w:t>Изучение методов и подходов анализа безопасности мобильных приложений в условиях наличия (</w:t>
-      </w:r>
-      <w:proofErr w:type="spellStart"/>
-      <w:r>
-        <w:rPr>
-          <w:color w:val="000000" w:themeColor="text1"/>
-        </w:rPr>
-        <w:t>WhiteBox</w:t>
-      </w:r>
-      <w:proofErr w:type="spellEnd"/>
-      <w:r>
-        <w:rPr>
-          <w:color w:val="000000" w:themeColor="text1"/>
-        </w:rPr>
-        <w:t>) и отсутствия (</w:t>
-      </w:r>
-      <w:proofErr w:type="spellStart"/>
-      <w:r>
-        <w:rPr>
-          <w:color w:val="000000" w:themeColor="text1"/>
-        </w:rPr>
-        <w:t>BlackBox</w:t>
-      </w:r>
-      <w:proofErr w:type="spellEnd"/>
-      <w:r>
-        <w:rPr>
-          <w:color w:val="000000" w:themeColor="text1"/>
-        </w:rPr>
-        <w:t>) их исходного кода. Изучение средств статического и динамического анализа. Получение навыков проведения проверки безопасности приложений и составления отчетов по результатам проведенного анализа.</w:t>
+        <w:t>Изучение методов и подходов анализа безопасности мобильных приложений в условиях наличия (WhiteBox) и отсутствия (BlackBox) их исходного кода. Изучение средств статического и динамического анализа. Получение навыков проведения проверки безопасности приложений и составления отчетов по результатам проведенного анализа.</w:t>
       </w:r>
       <w:r>
         <w:rPr>
@@ -894,7 +837,6 @@
           <w:color w:val="000000" w:themeColor="text1"/>
           <w:szCs w:val="28"/>
         </w:rPr>
-        <w:lastRenderedPageBreak/>
         <w:t>Основная часть</w:t>
       </w:r>
     </w:p>
@@ -947,7 +889,6 @@
         </w:rPr>
         <w:t xml:space="preserve">Начнем с разбора </w:t>
       </w:r>
-      <w:proofErr w:type="spellStart"/>
       <w:r>
         <w:rPr>
           <w:color w:val="000000" w:themeColor="text1"/>
@@ -962,12 +903,23 @@
         </w:rPr>
         <w:t>roid</w:t>
       </w:r>
-      <w:proofErr w:type="spellEnd"/>
-      <w:r>
-        <w:rPr>
-          <w:color w:val="000000" w:themeColor="text1"/>
-        </w:rPr>
-        <w:t xml:space="preserve">. В качестве виртуальной среды, я решил использовать </w:t>
+      <w:r>
+        <w:rPr>
+          <w:color w:val="000000" w:themeColor="text1"/>
+        </w:rPr>
+        <w:t>. В качестве виртуальной среды, я решил</w:t>
+      </w:r>
+      <w:r>
+        <w:rPr>
+          <w:color w:val="000000" w:themeColor="text1"/>
+        </w:rPr>
+        <w:t>а</w:t>
+      </w:r>
+      <w:r>
+        <w:rPr>
+          <w:color w:val="000000" w:themeColor="text1"/>
+        </w:rPr>
+        <w:t xml:space="preserve"> использовать </w:t>
       </w:r>
       <w:r>
         <w:rPr>
@@ -1187,7 +1139,6 @@
         <w:rPr>
           <w:color w:val="000000" w:themeColor="text1"/>
         </w:rPr>
-        <w:lastRenderedPageBreak/>
         <w:t xml:space="preserve">Если открыть исходный код первого задания, то </w:t>
       </w:r>
       <w:r>
@@ -1534,14 +1485,7 @@
         <w:rPr>
           <w:color w:val="000000" w:themeColor="text1"/>
         </w:rPr>
-        <w:t xml:space="preserve"> файла. В итоге, приложение высвечивает </w:t>
-      </w:r>
-      <w:r>
-        <w:rPr>
-          <w:color w:val="000000" w:themeColor="text1"/>
-        </w:rPr>
-        <w:lastRenderedPageBreak/>
-        <w:t>флаг</w:t>
+        <w:t xml:space="preserve"> файла. В итоге, приложение высвечивает флаг</w:t>
       </w:r>
       <w:r>
         <w:rPr>
@@ -1941,7 +1885,6 @@
         <w:rPr>
           <w:color w:val="000000" w:themeColor="text1"/>
         </w:rPr>
-        <w:lastRenderedPageBreak/>
         <w:t xml:space="preserve">В папке с ресурсами и другими </w:t>
       </w:r>
       <w:r>
@@ -2284,7 +2227,6 @@
           <w:lang w:val="en-US"/>
         </w:rPr>
       </w:pPr>
-      <w:proofErr w:type="spellStart"/>
       <w:r>
         <w:rPr>
           <w:color w:val="000000" w:themeColor="text1"/>
@@ -2292,7 +2234,6 @@
         </w:rPr>
         <w:t>Broadcast_reciever</w:t>
       </w:r>
-      <w:proofErr w:type="spellEnd"/>
     </w:p>
     <w:p>
       <w:pPr>
@@ -2306,21 +2247,7 @@
         <w:rPr>
           <w:color w:val="000000" w:themeColor="text1"/>
         </w:rPr>
-        <w:t xml:space="preserve">Для получения флага надо было в настройках андроид </w:t>
-      </w:r>
-      <w:proofErr w:type="spellStart"/>
-      <w:r>
-        <w:rPr>
-          <w:color w:val="000000" w:themeColor="text1"/>
-        </w:rPr>
-        <w:t>студио</w:t>
-      </w:r>
-      <w:proofErr w:type="spellEnd"/>
-      <w:r>
-        <w:rPr>
-          <w:color w:val="000000" w:themeColor="text1"/>
-        </w:rPr>
-        <w:t xml:space="preserve"> включить </w:t>
+        <w:t xml:space="preserve">Для получения флага надо было в настройках андроид студио включить </w:t>
       </w:r>
       <w:r>
         <w:rPr>
@@ -2528,7 +2455,6 @@
         <w:rPr>
           <w:color w:val="000000" w:themeColor="text1"/>
         </w:rPr>
-        <w:lastRenderedPageBreak/>
         <w:t xml:space="preserve">Для решения данного задания была подсказка, что нужны ключи. Значит надо обратить внимание на криптографическую защиту. В коде задания вызывается декодер от предположительного флага. Сам алгоритм включает себя не только </w:t>
       </w:r>
       <w:r>
@@ -2568,16 +2494,8 @@
         <w:rPr>
           <w:color w:val="000000" w:themeColor="text1"/>
         </w:rPr>
-        <w:t xml:space="preserve">. Для решения данного задания лучше </w:t>
-      </w:r>
-      <w:proofErr w:type="spellStart"/>
-      <w:r>
-        <w:rPr>
-          <w:color w:val="000000" w:themeColor="text1"/>
-        </w:rPr>
-        <w:t>выз</w:t>
-      </w:r>
-      <w:proofErr w:type="spellEnd"/>
+        <w:t>. Для решения данного задания лучше выз</w:t>
+      </w:r>
     </w:p>
     <w:p>
       <w:pPr>
@@ -2926,7 +2844,6 @@
         </w:rPr>
         <w:t>9</w:t>
       </w:r>
-      <w:proofErr w:type="spellStart"/>
       <w:r>
         <w:rPr>
           <w:rFonts w:ascii="Courier New" w:hAnsi="Courier New" w:cs="Courier New"/>
@@ -2937,7 +2854,6 @@
         </w:rPr>
         <w:t>EEADi</w:t>
       </w:r>
-      <w:proofErr w:type="spellEnd"/>
       <w:r>
         <w:rPr>
           <w:rFonts w:ascii="Courier New" w:hAnsi="Courier New" w:cs="Courier New"/>
@@ -2945,19 +2861,8 @@
           <w:sz w:val="14"/>
           <w:szCs w:val="14"/>
         </w:rPr>
-        <w:t>^</w:t>
-      </w:r>
-      <w:proofErr w:type="gramStart"/>
-      <w:r>
-        <w:rPr>
-          <w:rFonts w:ascii="Courier New" w:hAnsi="Courier New" w:cs="Courier New"/>
-          <w:color w:val="000000" w:themeColor="text1"/>
-          <w:sz w:val="14"/>
-          <w:szCs w:val="14"/>
-        </w:rPr>
-        <w:t>^:?;</w:t>
-      </w:r>
-      <w:proofErr w:type="gramEnd"/>
+        <w:t>^^:?;</w:t>
+      </w:r>
       <w:r>
         <w:rPr>
           <w:rFonts w:ascii="Courier New" w:hAnsi="Courier New" w:cs="Courier New"/>
@@ -3121,7 +3026,6 @@
         </w:rPr>
         <w:t>://</w:t>
       </w:r>
-      <w:proofErr w:type="spellStart"/>
       <w:r>
         <w:rPr>
           <w:rFonts w:ascii="Courier New" w:hAnsi="Courier New" w:cs="Courier New"/>
@@ -3132,7 +3036,6 @@
         </w:rPr>
         <w:t>injuredandroid</w:t>
       </w:r>
-      <w:proofErr w:type="spellEnd"/>
       <w:r>
         <w:rPr>
           <w:rFonts w:ascii="Courier New" w:hAnsi="Courier New" w:cs="Courier New"/>
@@ -3142,7 +3045,6 @@
         </w:rPr>
         <w:t>.</w:t>
       </w:r>
-      <w:proofErr w:type="spellStart"/>
       <w:r>
         <w:rPr>
           <w:rFonts w:ascii="Courier New" w:hAnsi="Courier New" w:cs="Courier New"/>
@@ -3153,7 +3055,6 @@
         </w:rPr>
         <w:t>firebaseio</w:t>
       </w:r>
-      <w:proofErr w:type="spellEnd"/>
       <w:r>
         <w:rPr>
           <w:rFonts w:ascii="Courier New" w:hAnsi="Courier New" w:cs="Courier New"/>
@@ -3182,7 +3083,6 @@
         </w:rPr>
         <w:t>/</w:t>
       </w:r>
-      <w:proofErr w:type="spellStart"/>
       <w:r>
         <w:rPr>
           <w:rFonts w:ascii="Courier New" w:hAnsi="Courier New" w:cs="Courier New"/>
@@ -3193,7 +3093,6 @@
         </w:rPr>
         <w:t>sqlite</w:t>
       </w:r>
-      <w:proofErr w:type="spellEnd"/>
       <w:r>
         <w:rPr>
           <w:rFonts w:ascii="Courier New" w:hAnsi="Courier New" w:cs="Courier New"/>
@@ -3546,7 +3445,6 @@
         <w:rPr>
           <w:color w:val="000000" w:themeColor="text1"/>
         </w:rPr>
-        <w:lastRenderedPageBreak/>
         <w:t>В задании просят найти почтовый адрес, а также упоминают коллизию с юникодом. Самый известный случай турецкий символ 'ı' ('i' без точки), который транслируется в латинскую '</w:t>
       </w:r>
       <w:r>
@@ -3697,25 +3595,7 @@
           <w:sz w:val="28"/>
           <w:szCs w:val="28"/>
         </w:rPr>
-        <w:t xml:space="preserve"> - функция, </w:t>
-      </w:r>
-      <w:proofErr w:type="spellStart"/>
-      <w:r>
-        <w:rPr>
-          <w:color w:val="000000" w:themeColor="text1"/>
-          <w:sz w:val="28"/>
-          <w:szCs w:val="28"/>
-        </w:rPr>
-        <w:t>вызызвающая</w:t>
-      </w:r>
-      <w:proofErr w:type="spellEnd"/>
-      <w:r>
-        <w:rPr>
-          <w:color w:val="000000" w:themeColor="text1"/>
-          <w:sz w:val="28"/>
-          <w:szCs w:val="28"/>
-        </w:rPr>
-        <w:t xml:space="preserve"> коллизию</w:t>
+        <w:t xml:space="preserve"> - функция, вызызвающая коллизию</w:t>
       </w:r>
     </w:p>
     <w:p>
@@ -3735,16 +3615,8 @@
         <w:rPr>
           <w:color w:val="000000" w:themeColor="text1"/>
         </w:rPr>
-        <w:t xml:space="preserve"> </w:t>
-      </w:r>
-      <w:proofErr w:type="spellStart"/>
-      <w:r>
-        <w:rPr>
-          <w:color w:val="000000" w:themeColor="text1"/>
-        </w:rPr>
-        <w:t>Диплинки</w:t>
-      </w:r>
-      <w:proofErr w:type="spellEnd"/>
+        <w:t xml:space="preserve"> Диплинки</w:t>
+      </w:r>
     </w:p>
     <w:p>
       <w:pPr>
@@ -3758,21 +3630,7 @@
         <w:rPr>
           <w:color w:val="000000" w:themeColor="text1"/>
         </w:rPr>
-        <w:t xml:space="preserve">В манифесте можно увидеть схему для </w:t>
-      </w:r>
-      <w:proofErr w:type="spellStart"/>
-      <w:r>
-        <w:rPr>
-          <w:color w:val="000000" w:themeColor="text1"/>
-        </w:rPr>
-        <w:t>диплинка</w:t>
-      </w:r>
-      <w:proofErr w:type="spellEnd"/>
-      <w:r>
-        <w:rPr>
-          <w:color w:val="000000" w:themeColor="text1"/>
-        </w:rPr>
-        <w:t>:</w:t>
+        <w:t>В манифесте можно увидеть схему для диплинка:</w:t>
       </w:r>
     </w:p>
     <w:p>
@@ -3922,7 +3780,6 @@
         </w:rPr>
         <w:t xml:space="preserve">На него можно перейти с помощью команды </w:t>
       </w:r>
-      <w:proofErr w:type="spellStart"/>
       <w:r>
         <w:rPr>
           <w:color w:val="000000" w:themeColor="text1"/>
@@ -3930,7 +3787,6 @@
         </w:rPr>
         <w:t>adb</w:t>
       </w:r>
-      <w:proofErr w:type="spellEnd"/>
       <w:r>
         <w:rPr>
           <w:color w:val="000000" w:themeColor="text1"/>
@@ -4135,7 +3991,6 @@
         </w:rPr>
         <w:t xml:space="preserve">В качестве </w:t>
       </w:r>
-      <w:proofErr w:type="spellStart"/>
       <w:r>
         <w:rPr>
           <w:rFonts w:cs="Times New Roman"/>
@@ -4144,13 +3999,26 @@
         </w:rPr>
         <w:t>WhiteBox</w:t>
       </w:r>
-      <w:proofErr w:type="spellEnd"/>
-      <w:r>
-        <w:rPr>
-          <w:rFonts w:cs="Times New Roman"/>
-          <w:color w:val="000000" w:themeColor="text1"/>
-        </w:rPr>
-        <w:t xml:space="preserve"> нужно проанализировать приложение Яндекс Диск. Для его анализа использовался </w:t>
+      <w:r>
+        <w:rPr>
+          <w:rFonts w:cs="Times New Roman"/>
+          <w:color w:val="000000" w:themeColor="text1"/>
+        </w:rPr>
+        <w:t xml:space="preserve"> нужно проанализировать приложение </w:t>
+      </w:r>
+      <w:r>
+        <w:rPr>
+          <w:rFonts w:cs="Times New Roman"/>
+          <w:color w:val="000000" w:themeColor="text1"/>
+        </w:rPr>
+        <w:t>ВКонтакте</w:t>
+      </w:r>
+      <w:r>
+        <w:rPr>
+          <w:rFonts w:cs="Times New Roman"/>
+          <w:color w:val="000000" w:themeColor="text1"/>
+        </w:rPr>
+        <w:t xml:space="preserve">. Для его анализа использовался </w:t>
       </w:r>
       <w:r>
         <w:rPr>
@@ -4182,7 +4050,6 @@
         </w:rPr>
         <w:t xml:space="preserve">. И в качестве инструмента для анализа </w:t>
       </w:r>
-      <w:proofErr w:type="spellStart"/>
       <w:r>
         <w:rPr>
           <w:rFonts w:cs="Times New Roman"/>
@@ -4191,7 +4058,6 @@
         </w:rPr>
         <w:t>apk</w:t>
       </w:r>
-      <w:proofErr w:type="spellEnd"/>
       <w:r>
         <w:rPr>
           <w:rFonts w:cs="Times New Roman"/>
@@ -4199,7 +4065,6 @@
         </w:rPr>
         <w:t xml:space="preserve">-файла был выбран </w:t>
       </w:r>
-      <w:proofErr w:type="spellStart"/>
       <w:r>
         <w:rPr>
           <w:rFonts w:cs="Times New Roman"/>
@@ -4208,7 +4073,6 @@
         </w:rPr>
         <w:t>jadx</w:t>
       </w:r>
-      <w:proofErr w:type="spellEnd"/>
       <w:r>
         <w:rPr>
           <w:rFonts w:cs="Times New Roman"/>
@@ -4251,7 +4115,6 @@
           <w:color w:val="000000" w:themeColor="text1"/>
         </w:rPr>
       </w:pPr>
-      <w:proofErr w:type="spellStart"/>
       <w:r>
         <w:rPr>
           <w:rFonts w:cs="Times New Roman"/>
@@ -4266,16 +4129,7 @@
           <w:color w:val="000000" w:themeColor="text1"/>
           <w:lang w:val="en-US"/>
         </w:rPr>
-        <w:t>Preferences</w:t>
-      </w:r>
-      <w:proofErr w:type="spellEnd"/>
-      <w:r>
-        <w:rPr>
-          <w:rFonts w:cs="Times New Roman"/>
-          <w:color w:val="000000" w:themeColor="text1"/>
-          <w:lang w:val="en-US"/>
-        </w:rPr>
-        <w:t xml:space="preserve"> </w:t>
+        <w:t xml:space="preserve">Preferences </w:t>
       </w:r>
       <w:r>
         <w:rPr>
@@ -4301,7 +4155,6 @@
           <w:noProof/>
           <w:color w:val="000000" w:themeColor="text1"/>
         </w:rPr>
-        <w:lastRenderedPageBreak/>
         <w:drawing>
           <wp:inline distT="0" distB="0" distL="0" distR="0" wp14:anchorId="4E0476F5" wp14:editId="165E89A4">
             <wp:extent cx="6924040" cy="392430"/>
@@ -4411,19 +4264,8 @@
           <w:sz w:val="28"/>
           <w:szCs w:val="28"/>
         </w:rPr>
-        <w:t xml:space="preserve"> -</w:t>
-      </w:r>
-      <w:proofErr w:type="spellStart"/>
-      <w:r>
-        <w:rPr>
-          <w:rFonts w:cs="Times New Roman"/>
-          <w:color w:val="000000" w:themeColor="text1"/>
-          <w:sz w:val="28"/>
-          <w:szCs w:val="28"/>
-        </w:rPr>
-        <w:t>SharedPreferences</w:t>
-      </w:r>
-      <w:proofErr w:type="spellEnd"/>
+        <w:t xml:space="preserve"> -SharedPreferences</w:t>
+      </w:r>
     </w:p>
     <w:p>
       <w:pPr>
@@ -4439,23 +4281,7 @@
           <w:rFonts w:cs="Times New Roman"/>
           <w:color w:val="000000" w:themeColor="text1"/>
         </w:rPr>
-        <w:t xml:space="preserve">Далее переходим к проверке работы с базами данных. Приложение создает ее с помощью функции </w:t>
-      </w:r>
-      <w:proofErr w:type="spellStart"/>
-      <w:r>
-        <w:rPr>
-          <w:rFonts w:cs="Times New Roman"/>
-          <w:color w:val="000000" w:themeColor="text1"/>
-        </w:rPr>
-        <w:t>openOrCreateDatabase</w:t>
-      </w:r>
-      <w:proofErr w:type="spellEnd"/>
-      <w:r>
-        <w:rPr>
-          <w:rFonts w:cs="Times New Roman"/>
-          <w:color w:val="000000" w:themeColor="text1"/>
-        </w:rPr>
-        <w:t>, не используя пароли</w:t>
+        <w:t>Далее переходим к проверке работы с базами данных. Приложение создает ее с помощью функции openOrCreateDatabase, не используя пароли</w:t>
       </w:r>
     </w:p>
     <w:p>
@@ -4597,7 +4423,6 @@
           <w:color w:val="000000" w:themeColor="text1"/>
         </w:rPr>
       </w:pPr>
-      <w:proofErr w:type="spellStart"/>
       <w:r>
         <w:rPr>
           <w:rFonts w:cs="Times New Roman"/>
@@ -4606,7 +4431,6 @@
         </w:rPr>
         <w:t>RealmConfiguration</w:t>
       </w:r>
-      <w:proofErr w:type="spellEnd"/>
       <w:r>
         <w:rPr>
           <w:rFonts w:cs="Times New Roman"/>
@@ -4886,7 +4710,6 @@
           <w:noProof/>
           <w:color w:val="000000" w:themeColor="text1"/>
         </w:rPr>
-        <w:lastRenderedPageBreak/>
         <w:drawing>
           <wp:inline distT="0" distB="0" distL="0" distR="0" wp14:anchorId="485BEB7E" wp14:editId="3281609E">
             <wp:extent cx="5697220" cy="1607176"/>
@@ -5578,7 +5401,6 @@
           <w:rFonts w:cs="Times New Roman"/>
           <w:color w:val="000000" w:themeColor="text1"/>
         </w:rPr>
-        <w:lastRenderedPageBreak/>
         <w:t xml:space="preserve">Начнем с проверки того, передает ли приложение трафик в открытом виде, для этого нужно проверить файл </w:t>
       </w:r>
       <w:r>
@@ -5856,32 +5678,7 @@
           <w:rFonts w:cs="Times New Roman"/>
           <w:color w:val="000000" w:themeColor="text1"/>
         </w:rPr>
-        <w:t xml:space="preserve">Судя по руководству, особую опасность представляет собой разрешение </w:t>
-      </w:r>
-      <w:proofErr w:type="spellStart"/>
-      <w:proofErr w:type="gramStart"/>
-      <w:r>
-        <w:rPr>
-          <w:rFonts w:cs="Times New Roman"/>
-          <w:color w:val="000000" w:themeColor="text1"/>
-        </w:rPr>
-        <w:t>android.permission</w:t>
-      </w:r>
-      <w:proofErr w:type="gramEnd"/>
-      <w:r>
-        <w:rPr>
-          <w:rFonts w:cs="Times New Roman"/>
-          <w:color w:val="000000" w:themeColor="text1"/>
-        </w:rPr>
-        <w:t>.DUMP</w:t>
-      </w:r>
-      <w:proofErr w:type="spellEnd"/>
-      <w:r>
-        <w:rPr>
-          <w:rFonts w:cs="Times New Roman"/>
-          <w:color w:val="000000" w:themeColor="text1"/>
-        </w:rPr>
-        <w:t xml:space="preserve"> для получени</w:t>
+        <w:t>Судя по руководству, особую опасность представляет собой разрешение android.permission.DUMP для получени</w:t>
       </w:r>
       <w:r>
         <w:rPr>
@@ -5895,23 +5692,7 @@
           <w:rFonts w:cs="Times New Roman"/>
           <w:color w:val="000000" w:themeColor="text1"/>
         </w:rPr>
-        <w:t xml:space="preserve"> информации о системе, </w:t>
-      </w:r>
-      <w:proofErr w:type="spellStart"/>
-      <w:r>
-        <w:rPr>
-          <w:rFonts w:cs="Times New Roman"/>
-          <w:color w:val="000000" w:themeColor="text1"/>
-        </w:rPr>
-        <w:t>android.permission.CAMERA</w:t>
-      </w:r>
-      <w:proofErr w:type="spellEnd"/>
-      <w:r>
-        <w:rPr>
-          <w:rFonts w:cs="Times New Roman"/>
-          <w:color w:val="000000" w:themeColor="text1"/>
-        </w:rPr>
-        <w:t xml:space="preserve"> для использования камеры. Еще видно, что приложение может читать внешнее хранилище, состояние телефона, включая номер, управлять телефонными вызовами. </w:t>
+        <w:t xml:space="preserve"> информации о системе, android.permission.CAMERA для использования камеры. Еще видно, что приложение может читать внешнее хранилище, состояние телефона, включая номер, управлять телефонными вызовами. </w:t>
       </w:r>
     </w:p>
     <w:p>
@@ -5930,7 +5711,6 @@
           <w:noProof/>
           <w:color w:val="000000" w:themeColor="text1"/>
         </w:rPr>
-        <w:lastRenderedPageBreak/>
         <w:drawing>
           <wp:inline distT="0" distB="0" distL="0" distR="0" wp14:anchorId="7762163B" wp14:editId="4C605FD1">
             <wp:extent cx="5150340" cy="1360005"/>
@@ -6040,19 +5820,8 @@
           <w:sz w:val="28"/>
           <w:szCs w:val="28"/>
         </w:rPr>
-        <w:t xml:space="preserve"> - Проверка </w:t>
-      </w:r>
-      <w:proofErr w:type="spellStart"/>
-      <w:r>
-        <w:rPr>
-          <w:rFonts w:cs="Times New Roman"/>
-          <w:color w:val="000000" w:themeColor="text1"/>
-          <w:sz w:val="28"/>
-          <w:szCs w:val="28"/>
-        </w:rPr>
-        <w:t>апплинков</w:t>
-      </w:r>
-      <w:proofErr w:type="spellEnd"/>
+        <w:t xml:space="preserve"> - Проверка апплинков</w:t>
+      </w:r>
     </w:p>
     <w:p>
       <w:pPr>
@@ -6212,19 +5981,8 @@
           <w:sz w:val="28"/>
           <w:szCs w:val="28"/>
         </w:rPr>
-        <w:t xml:space="preserve"> - </w:t>
-      </w:r>
-      <w:proofErr w:type="spellStart"/>
-      <w:r>
-        <w:rPr>
-          <w:rFonts w:cs="Times New Roman"/>
-          <w:color w:val="000000" w:themeColor="text1"/>
-          <w:sz w:val="28"/>
-          <w:szCs w:val="28"/>
-        </w:rPr>
-        <w:t>WebView</w:t>
-      </w:r>
-      <w:proofErr w:type="spellEnd"/>
+        <w:t xml:space="preserve"> - WebView</w:t>
+      </w:r>
     </w:p>
     <w:p>
       <w:pPr>
@@ -6298,7 +6056,6 @@
         </w:rPr>
         <w:t xml:space="preserve">Анализ </w:t>
       </w:r>
-      <w:proofErr w:type="spellStart"/>
       <w:r>
         <w:rPr>
           <w:rFonts w:eastAsia="Times New Roman" w:cs="Times New Roman"/>
@@ -6308,7 +6065,6 @@
         </w:rPr>
         <w:t>AndroidManifest</w:t>
       </w:r>
-      <w:proofErr w:type="spellEnd"/>
     </w:p>
     <w:p>
       <w:pPr>
@@ -6343,23 +6099,7 @@
           <w:rFonts w:cs="Times New Roman"/>
           <w:color w:val="000000" w:themeColor="text1"/>
         </w:rPr>
-        <w:t xml:space="preserve"> дают приложению права читать внешние данные. Злоумышленник может положить специально сформированный файл на SD (или через другой приложение) и вызвать обработку уязвимой </w:t>
-      </w:r>
-      <w:proofErr w:type="spellStart"/>
-      <w:r>
-        <w:rPr>
-          <w:rFonts w:cs="Times New Roman"/>
-          <w:color w:val="000000" w:themeColor="text1"/>
-        </w:rPr>
-        <w:t>парсинг</w:t>
-      </w:r>
-      <w:proofErr w:type="spellEnd"/>
-      <w:r>
-        <w:rPr>
-          <w:rFonts w:cs="Times New Roman"/>
-          <w:color w:val="000000" w:themeColor="text1"/>
-        </w:rPr>
-        <w:t>-логики.</w:t>
+        <w:t xml:space="preserve"> дают приложению права читать внешние данные. Злоумышленник может положить специально сформированный файл на SD (или через другой приложение) и вызвать обработку уязвимой парсинг-логики.</w:t>
       </w:r>
       <w:r>
         <w:rPr>
@@ -6491,10 +6231,8 @@
           <w:rFonts w:cs="Times New Roman"/>
           <w:color w:val="000000" w:themeColor="text1"/>
         </w:rPr>
-        <w:lastRenderedPageBreak/>
         <w:t xml:space="preserve">Любое внешнее приложение или веб-страница может передать данные в </w:t>
       </w:r>
-      <w:proofErr w:type="spellStart"/>
       <w:r>
         <w:rPr>
           <w:rStyle w:val="HTML"/>
@@ -6505,81 +6243,18 @@
         </w:rPr>
         <w:t>LinkRedirActivity</w:t>
       </w:r>
-      <w:proofErr w:type="spellEnd"/>
-      <w:r>
-        <w:rPr>
-          <w:rFonts w:cs="Times New Roman"/>
-          <w:color w:val="000000" w:themeColor="text1"/>
-        </w:rPr>
-        <w:t xml:space="preserve"> через </w:t>
-      </w:r>
-      <w:proofErr w:type="spellStart"/>
-      <w:r>
-        <w:rPr>
-          <w:rFonts w:cs="Times New Roman"/>
-          <w:color w:val="000000" w:themeColor="text1"/>
-        </w:rPr>
-        <w:t>Intent</w:t>
-      </w:r>
-      <w:proofErr w:type="spellEnd"/>
-      <w:r>
-        <w:rPr>
-          <w:rFonts w:cs="Times New Roman"/>
-          <w:color w:val="000000" w:themeColor="text1"/>
-        </w:rPr>
-        <w:t>. Вредоносный сайт или приложение может открыть глубокую ссылку с поддельными параметрами (</w:t>
-      </w:r>
-      <w:proofErr w:type="spellStart"/>
-      <w:r>
-        <w:rPr>
-          <w:rFonts w:cs="Times New Roman"/>
-          <w:color w:val="000000" w:themeColor="text1"/>
-        </w:rPr>
-        <w:t>callback</w:t>
-      </w:r>
-      <w:proofErr w:type="spellEnd"/>
-      <w:r>
-        <w:rPr>
-          <w:rFonts w:cs="Times New Roman"/>
-          <w:color w:val="000000" w:themeColor="text1"/>
-        </w:rPr>
-        <w:t>/</w:t>
-      </w:r>
-      <w:proofErr w:type="spellStart"/>
-      <w:r>
-        <w:rPr>
-          <w:rFonts w:cs="Times New Roman"/>
-          <w:color w:val="000000" w:themeColor="text1"/>
-        </w:rPr>
-        <w:t>token</w:t>
-      </w:r>
-      <w:proofErr w:type="spellEnd"/>
-      <w:r>
-        <w:rPr>
-          <w:rFonts w:cs="Times New Roman"/>
-          <w:color w:val="000000" w:themeColor="text1"/>
-        </w:rPr>
-        <w:t>) — если активность доверяет входящим</w:t>
-      </w:r>
-      <w:r>
-        <w:rPr>
-          <w:color w:val="000000" w:themeColor="text1"/>
-        </w:rPr>
-        <w:t xml:space="preserve"> параметрам без проверки, можно выполнить фишинговый сценарий, подставить </w:t>
-      </w:r>
-      <w:proofErr w:type="spellStart"/>
-      <w:r>
-        <w:rPr>
-          <w:color w:val="000000" w:themeColor="text1"/>
-        </w:rPr>
-        <w:t>redirect</w:t>
-      </w:r>
-      <w:proofErr w:type="spellEnd"/>
-      <w:r>
-        <w:rPr>
-          <w:color w:val="000000" w:themeColor="text1"/>
-        </w:rPr>
-        <w:t xml:space="preserve"> или потерять токен.</w:t>
+      <w:r>
+        <w:rPr>
+          <w:rFonts w:cs="Times New Roman"/>
+          <w:color w:val="000000" w:themeColor="text1"/>
+        </w:rPr>
+        <w:t xml:space="preserve"> через Intent. Вредоносный сайт или приложение может открыть глубокую ссылку с поддельными параметрами (callback/token) — если активность доверяет входящим</w:t>
+      </w:r>
+      <w:r>
+        <w:rPr>
+          <w:color w:val="000000" w:themeColor="text1"/>
+        </w:rPr>
+        <w:t xml:space="preserve"> параметрам без проверки, можно выполнить фишинговый сценарий, подставить redirect или потерять токен.</w:t>
       </w:r>
     </w:p>
     <w:p>
@@ -6733,35 +6408,7 @@
         <w:rPr>
           <w:color w:val="000000" w:themeColor="text1"/>
         </w:rPr>
-        <w:t xml:space="preserve">Принимается голосовой ввод и внешние команды через </w:t>
-      </w:r>
-      <w:proofErr w:type="spellStart"/>
-      <w:r>
-        <w:rPr>
-          <w:color w:val="000000" w:themeColor="text1"/>
-        </w:rPr>
-        <w:t>VoiceInteraction</w:t>
-      </w:r>
-      <w:proofErr w:type="spellEnd"/>
-      <w:r>
-        <w:rPr>
-          <w:color w:val="000000" w:themeColor="text1"/>
-        </w:rPr>
-        <w:t>/</w:t>
-      </w:r>
-      <w:proofErr w:type="spellStart"/>
-      <w:r>
-        <w:rPr>
-          <w:color w:val="000000" w:themeColor="text1"/>
-        </w:rPr>
-        <w:t>RecognitionService</w:t>
-      </w:r>
-      <w:proofErr w:type="spellEnd"/>
-      <w:r>
-        <w:rPr>
-          <w:color w:val="000000" w:themeColor="text1"/>
-        </w:rPr>
-        <w:t xml:space="preserve">. </w:t>
+        <w:t xml:space="preserve">Принимается голосовой ввод и внешние команды через VoiceInteraction/RecognitionService. </w:t>
       </w:r>
       <w:r>
         <w:rPr>
@@ -6776,21 +6423,7 @@
         <w:rPr>
           <w:color w:val="000000" w:themeColor="text1"/>
         </w:rPr>
-        <w:t xml:space="preserve">лоумышленник может попытаться отправить некорректные/специфичные данные голосовой службе (через другие компоненты), вызвать нежелательные действия или обходить UI-подтверждения — если данные не </w:t>
-      </w:r>
-      <w:proofErr w:type="spellStart"/>
-      <w:r>
-        <w:rPr>
-          <w:color w:val="000000" w:themeColor="text1"/>
-        </w:rPr>
-        <w:t>валидируются</w:t>
-      </w:r>
-      <w:proofErr w:type="spellEnd"/>
-      <w:r>
-        <w:rPr>
-          <w:color w:val="000000" w:themeColor="text1"/>
-        </w:rPr>
-        <w:t>.</w:t>
+        <w:t>лоумышленник может попытаться отправить некорректные/специфичные данные голосовой службе (через другие компоненты), вызвать нежелательные действия или обходить UI-подтверждения — если данные не валидируются.</w:t>
       </w:r>
     </w:p>
     <w:p>
@@ -6805,7 +6438,6 @@
           <w:noProof/>
           <w:color w:val="000000" w:themeColor="text1"/>
         </w:rPr>
-        <w:lastRenderedPageBreak/>
         <w:drawing>
           <wp:inline distT="0" distB="0" distL="0" distR="0" wp14:anchorId="050BC89A" wp14:editId="6FD68558">
             <wp:extent cx="5777230" cy="1764561"/>
@@ -6910,17 +6542,8 @@
           <w:sz w:val="28"/>
           <w:szCs w:val="28"/>
         </w:rPr>
-        <w:t xml:space="preserve">распознавание голоса для </w:t>
-      </w:r>
-      <w:proofErr w:type="spellStart"/>
-      <w:r>
-        <w:rPr>
-          <w:sz w:val="28"/>
-          <w:szCs w:val="28"/>
-        </w:rPr>
-        <w:t>маруси</w:t>
-      </w:r>
-      <w:proofErr w:type="spellEnd"/>
+        <w:t>распознавание голоса для маруси</w:t>
+      </w:r>
     </w:p>
     <w:p>
       <w:pPr>
@@ -6935,21 +6558,7 @@
         <w:rPr>
           <w:color w:val="000000" w:themeColor="text1"/>
         </w:rPr>
-        <w:t xml:space="preserve">Злоумышленник может активировать </w:t>
-      </w:r>
-      <w:proofErr w:type="spellStart"/>
-      <w:r>
-        <w:rPr>
-          <w:color w:val="000000" w:themeColor="text1"/>
-        </w:rPr>
-        <w:t>дебаг</w:t>
-      </w:r>
-      <w:proofErr w:type="spellEnd"/>
-      <w:r>
-        <w:rPr>
-          <w:color w:val="000000" w:themeColor="text1"/>
-        </w:rPr>
-        <w:t xml:space="preserve"> и получить информацию.</w:t>
+        <w:t>Злоумышленник может активировать дебаг и получить информацию.</w:t>
       </w:r>
     </w:p>
     <w:p>
@@ -7113,63 +6722,7 @@
         <w:rPr>
           <w:color w:val="000000" w:themeColor="text1"/>
         </w:rPr>
-        <w:t xml:space="preserve">Злоумышленник может </w:t>
-      </w:r>
-      <w:proofErr w:type="spellStart"/>
-      <w:r>
-        <w:rPr>
-          <w:color w:val="000000" w:themeColor="text1"/>
-        </w:rPr>
-        <w:t>декомпилировать</w:t>
-      </w:r>
-      <w:proofErr w:type="spellEnd"/>
-      <w:r>
-        <w:rPr>
-          <w:color w:val="000000" w:themeColor="text1"/>
-        </w:rPr>
-        <w:t xml:space="preserve"> APK и использует ключи для собственных запросов к API (</w:t>
-      </w:r>
-      <w:proofErr w:type="spellStart"/>
-      <w:r>
-        <w:rPr>
-          <w:color w:val="000000" w:themeColor="text1"/>
-        </w:rPr>
-        <w:t>quota</w:t>
-      </w:r>
-      <w:proofErr w:type="spellEnd"/>
-      <w:r>
-        <w:rPr>
-          <w:color w:val="000000" w:themeColor="text1"/>
-        </w:rPr>
-        <w:t xml:space="preserve"> </w:t>
-      </w:r>
-      <w:proofErr w:type="spellStart"/>
-      <w:r>
-        <w:rPr>
-          <w:color w:val="000000" w:themeColor="text1"/>
-        </w:rPr>
-        <w:t>abuse</w:t>
-      </w:r>
-      <w:proofErr w:type="spellEnd"/>
-      <w:r>
-        <w:rPr>
-          <w:color w:val="000000" w:themeColor="text1"/>
-        </w:rPr>
-        <w:t xml:space="preserve">), или для подделки ответов </w:t>
-      </w:r>
-      <w:proofErr w:type="spellStart"/>
-      <w:r>
-        <w:rPr>
-          <w:color w:val="000000" w:themeColor="text1"/>
-        </w:rPr>
-        <w:t>SafetyNet</w:t>
-      </w:r>
-      <w:proofErr w:type="spellEnd"/>
-      <w:r>
-        <w:rPr>
-          <w:color w:val="000000" w:themeColor="text1"/>
-        </w:rPr>
-        <w:t>/Maps и пр.</w:t>
+        <w:t>Злоумышленник может декомпилировать APK и использует ключи для собственных запросов к API (quota abuse), или для подделки ответов SafetyNet/Maps и пр.</w:t>
       </w:r>
       <w:r>
         <w:rPr>
@@ -7284,6 +6837,19 @@
     </w:p>
     <w:p>
       <w:pPr>
+        <w:suppressAutoHyphens/>
+        <w:spacing w:after="240"/>
+        <w:ind w:left="1134" w:firstLine="0"/>
+        <w:rPr>
+          <w:rFonts w:eastAsia="Times New Roman" w:cs="Times New Roman"/>
+          <w:b/>
+          <w:bCs/>
+          <w:color w:val="000000" w:themeColor="text1"/>
+        </w:rPr>
+      </w:pPr>
+    </w:p>
+    <w:p>
+      <w:pPr>
         <w:numPr>
           <w:ilvl w:val="0"/>
           <w:numId w:val="17"/>
@@ -7305,17 +6871,7 @@
           <w:bCs/>
           <w:color w:val="000000" w:themeColor="text1"/>
         </w:rPr>
-        <w:t xml:space="preserve">Анализ приложения с помощью </w:t>
-      </w:r>
-      <w:r>
-        <w:rPr>
-          <w:rFonts w:eastAsia="Times New Roman" w:cs="Times New Roman"/>
-          <w:b/>
-          <w:bCs/>
-          <w:color w:val="000000" w:themeColor="text1"/>
-          <w:lang w:val="en-US"/>
-        </w:rPr>
-        <w:t>Frida</w:t>
+        <w:t>Анализ нативных библиотек</w:t>
       </w:r>
     </w:p>
     <w:p>
@@ -7325,74 +6881,18 @@
         <w:ind w:left="1134" w:firstLine="0"/>
         <w:rPr>
           <w:rFonts w:eastAsia="Times New Roman" w:cs="Times New Roman"/>
-          <w:b/>
-          <w:bCs/>
-          <w:color w:val="000000" w:themeColor="text1"/>
-        </w:rPr>
-      </w:pPr>
-    </w:p>
-    <w:p>
-      <w:pPr>
-        <w:numPr>
-          <w:ilvl w:val="0"/>
-          <w:numId w:val="17"/>
-        </w:numPr>
-        <w:suppressAutoHyphens/>
-        <w:spacing w:after="240"/>
-        <w:ind w:left="567" w:firstLine="567"/>
+          <w:color w:val="000000" w:themeColor="text1"/>
+        </w:rPr>
+      </w:pPr>
+      <w:r>
         <w:rPr>
           <w:rFonts w:eastAsia="Times New Roman" w:cs="Times New Roman"/>
-          <w:b/>
-          <w:bCs/>
-          <w:color w:val="000000" w:themeColor="text1"/>
-        </w:rPr>
-      </w:pPr>
-      <w:r>
-        <w:rPr>
-          <w:rFonts w:eastAsia="Times New Roman" w:cs="Times New Roman"/>
-          <w:b/>
-          <w:bCs/>
-          <w:color w:val="000000" w:themeColor="text1"/>
-        </w:rPr>
-        <w:t>Анализ нативных библиотек</w:t>
-      </w:r>
-    </w:p>
-    <w:p>
-      <w:pPr>
-        <w:pStyle w:val="a3"/>
-        <w:rPr>
-          <w:rFonts w:eastAsia="Times New Roman" w:cs="Times New Roman"/>
-          <w:b/>
-          <w:bCs/>
-          <w:color w:val="000000" w:themeColor="text1"/>
-        </w:rPr>
-      </w:pPr>
-    </w:p>
-    <w:p>
-      <w:pPr>
-        <w:suppressAutoHyphens/>
-        <w:spacing w:after="240"/>
-        <w:ind w:left="1134" w:firstLine="0"/>
-        <w:rPr>
-          <w:rFonts w:eastAsia="Times New Roman" w:cs="Times New Roman"/>
-          <w:color w:val="000000" w:themeColor="text1"/>
-        </w:rPr>
-      </w:pPr>
-      <w:r>
-        <w:rPr>
-          <w:rFonts w:eastAsia="Times New Roman" w:cs="Times New Roman"/>
-          <w:color w:val="000000" w:themeColor="text1"/>
-        </w:rPr>
-        <w:lastRenderedPageBreak/>
+          <w:color w:val="000000" w:themeColor="text1"/>
+        </w:rPr>
         <w:t xml:space="preserve">С помощью </w:t>
       </w:r>
-      <w:proofErr w:type="spellStart"/>
-      <w:r>
-        <w:t>androguard</w:t>
-      </w:r>
-      <w:proofErr w:type="spellEnd"/>
-      <w:r>
-        <w:t xml:space="preserve"> были найдены все нативные библиотеки:</w:t>
+      <w:r>
+        <w:t>androguard были найдены все нативные библиотеки:</w:t>
       </w:r>
     </w:p>
     <w:p>
@@ -7565,7 +7065,6 @@
         </w:rPr>
         <w:br/>
       </w:r>
-      <w:proofErr w:type="spellStart"/>
       <w:r>
         <w:rPr>
           <w:rFonts w:ascii="Courier New" w:eastAsia="Times New Roman" w:hAnsi="Courier New" w:cs="Courier New"/>
@@ -7573,17 +7072,7 @@
           <w:sz w:val="20"/>
           <w:szCs w:val="20"/>
         </w:rPr>
-        <w:t>native</w:t>
-      </w:r>
-      <w:proofErr w:type="spellEnd"/>
-      <w:r>
-        <w:rPr>
-          <w:rFonts w:ascii="Courier New" w:eastAsia="Times New Roman" w:hAnsi="Courier New" w:cs="Courier New"/>
-          <w:color w:val="000000" w:themeColor="text1"/>
-          <w:sz w:val="20"/>
-          <w:szCs w:val="20"/>
-        </w:rPr>
-        <w:t>-утилиты/алгоритмы для улучшения качества медиа (шумы/яркость/резкость).</w:t>
+        <w:t>native-утилиты/алгоритмы для улучшения качества медиа (шумы/яркость/резкость).</w:t>
       </w:r>
     </w:p>
     <w:p>
@@ -7605,27 +7094,7 @@
           <w:sz w:val="20"/>
           <w:szCs w:val="20"/>
         </w:rPr>
-        <w:t>набор нативных аудио-эффектов (</w:t>
-      </w:r>
-      <w:proofErr w:type="spellStart"/>
-      <w:r>
-        <w:rPr>
-          <w:rFonts w:ascii="Courier New" w:eastAsia="Times New Roman" w:hAnsi="Courier New" w:cs="Courier New"/>
-          <w:color w:val="000000" w:themeColor="text1"/>
-          <w:sz w:val="20"/>
-          <w:szCs w:val="20"/>
-        </w:rPr>
-        <w:t>реверб</w:t>
-      </w:r>
-      <w:proofErr w:type="spellEnd"/>
-      <w:r>
-        <w:rPr>
-          <w:rFonts w:ascii="Courier New" w:eastAsia="Times New Roman" w:hAnsi="Courier New" w:cs="Courier New"/>
-          <w:color w:val="000000" w:themeColor="text1"/>
-          <w:sz w:val="20"/>
-          <w:szCs w:val="20"/>
-        </w:rPr>
-        <w:t>, эквалайзер, пост-обработка).</w:t>
+        <w:t>набор нативных аудио-эффектов (реверб, эквалайзер, пост-обработка).</w:t>
       </w:r>
     </w:p>
     <w:p>
@@ -7647,67 +7116,7 @@
           <w:sz w:val="20"/>
           <w:szCs w:val="20"/>
         </w:rPr>
-        <w:t xml:space="preserve">стандартная C++ </w:t>
-      </w:r>
-      <w:proofErr w:type="spellStart"/>
-      <w:r>
-        <w:rPr>
-          <w:rFonts w:ascii="Courier New" w:eastAsia="Times New Roman" w:hAnsi="Courier New" w:cs="Courier New"/>
-          <w:color w:val="000000" w:themeColor="text1"/>
-          <w:sz w:val="20"/>
-          <w:szCs w:val="20"/>
-        </w:rPr>
-        <w:t>runtime</w:t>
-      </w:r>
-      <w:proofErr w:type="spellEnd"/>
-      <w:r>
-        <w:rPr>
-          <w:rFonts w:ascii="Courier New" w:eastAsia="Times New Roman" w:hAnsi="Courier New" w:cs="Courier New"/>
-          <w:color w:val="000000" w:themeColor="text1"/>
-          <w:sz w:val="20"/>
-          <w:szCs w:val="20"/>
-        </w:rPr>
-        <w:t xml:space="preserve"> (</w:t>
-      </w:r>
-      <w:proofErr w:type="spellStart"/>
-      <w:r>
-        <w:rPr>
-          <w:rFonts w:ascii="Courier New" w:eastAsia="Times New Roman" w:hAnsi="Courier New" w:cs="Courier New"/>
-          <w:color w:val="000000" w:themeColor="text1"/>
-          <w:sz w:val="20"/>
-          <w:szCs w:val="20"/>
-        </w:rPr>
-        <w:t>libc</w:t>
-      </w:r>
-      <w:proofErr w:type="spellEnd"/>
-      <w:r>
-        <w:rPr>
-          <w:rFonts w:ascii="Courier New" w:eastAsia="Times New Roman" w:hAnsi="Courier New" w:cs="Courier New"/>
-          <w:color w:val="000000" w:themeColor="text1"/>
-          <w:sz w:val="20"/>
-          <w:szCs w:val="20"/>
-        </w:rPr>
-        <w:t xml:space="preserve">++), необходима для большинства C++ </w:t>
-      </w:r>
-      <w:proofErr w:type="spellStart"/>
-      <w:r>
-        <w:rPr>
-          <w:rFonts w:ascii="Courier New" w:eastAsia="Times New Roman" w:hAnsi="Courier New" w:cs="Courier New"/>
-          <w:color w:val="000000" w:themeColor="text1"/>
-          <w:sz w:val="20"/>
-          <w:szCs w:val="20"/>
-        </w:rPr>
-        <w:t>native</w:t>
-      </w:r>
-      <w:proofErr w:type="spellEnd"/>
-      <w:r>
-        <w:rPr>
-          <w:rFonts w:ascii="Courier New" w:eastAsia="Times New Roman" w:hAnsi="Courier New" w:cs="Courier New"/>
-          <w:color w:val="000000" w:themeColor="text1"/>
-          <w:sz w:val="20"/>
-          <w:szCs w:val="20"/>
-        </w:rPr>
-        <w:t>-модулей.</w:t>
+        <w:t>стандартная C++ runtime (libc++), необходима для большинства C++ native-модулей.</w:t>
       </w:r>
     </w:p>
     <w:p>
@@ -7729,47 +7138,7 @@
           <w:sz w:val="20"/>
           <w:szCs w:val="20"/>
         </w:rPr>
-        <w:t xml:space="preserve">компоненты </w:t>
-      </w:r>
-      <w:proofErr w:type="spellStart"/>
-      <w:r>
-        <w:rPr>
-          <w:rFonts w:ascii="Courier New" w:eastAsia="Times New Roman" w:hAnsi="Courier New" w:cs="Courier New"/>
-          <w:color w:val="000000" w:themeColor="text1"/>
-          <w:sz w:val="20"/>
-          <w:szCs w:val="20"/>
-        </w:rPr>
-        <w:t>Crashlytics</w:t>
-      </w:r>
-      <w:proofErr w:type="spellEnd"/>
-      <w:r>
-        <w:rPr>
-          <w:rFonts w:ascii="Courier New" w:eastAsia="Times New Roman" w:hAnsi="Courier New" w:cs="Courier New"/>
-          <w:color w:val="000000" w:themeColor="text1"/>
-          <w:sz w:val="20"/>
-          <w:szCs w:val="20"/>
-        </w:rPr>
-        <w:t xml:space="preserve"> (сбор и отправка </w:t>
-      </w:r>
-      <w:proofErr w:type="spellStart"/>
-      <w:r>
-        <w:rPr>
-          <w:rFonts w:ascii="Courier New" w:eastAsia="Times New Roman" w:hAnsi="Courier New" w:cs="Courier New"/>
-          <w:color w:val="000000" w:themeColor="text1"/>
-          <w:sz w:val="20"/>
-          <w:szCs w:val="20"/>
-        </w:rPr>
-        <w:t>краш</w:t>
-      </w:r>
-      <w:proofErr w:type="spellEnd"/>
-      <w:r>
-        <w:rPr>
-          <w:rFonts w:ascii="Courier New" w:eastAsia="Times New Roman" w:hAnsi="Courier New" w:cs="Courier New"/>
-          <w:color w:val="000000" w:themeColor="text1"/>
-          <w:sz w:val="20"/>
-          <w:szCs w:val="20"/>
-        </w:rPr>
-        <w:t>-дампов/стеков).</w:t>
+        <w:t>компоненты Crashlytics (сбор и отправка краш-дампов/стеков).</w:t>
       </w:r>
     </w:p>
     <w:p>
@@ -7784,7 +7153,6 @@
           <w:szCs w:val="20"/>
         </w:rPr>
       </w:pPr>
-      <w:proofErr w:type="spellStart"/>
       <w:r>
         <w:rPr>
           <w:rFonts w:ascii="Courier New" w:eastAsia="Times New Roman" w:hAnsi="Courier New" w:cs="Courier New"/>
@@ -7792,57 +7160,7 @@
           <w:sz w:val="20"/>
           <w:szCs w:val="20"/>
         </w:rPr>
-        <w:t>Cronet</w:t>
-      </w:r>
-      <w:proofErr w:type="spellEnd"/>
-      <w:r>
-        <w:rPr>
-          <w:rFonts w:ascii="Courier New" w:eastAsia="Times New Roman" w:hAnsi="Courier New" w:cs="Courier New"/>
-          <w:color w:val="000000" w:themeColor="text1"/>
-          <w:sz w:val="20"/>
-          <w:szCs w:val="20"/>
-        </w:rPr>
-        <w:t xml:space="preserve"> (</w:t>
-      </w:r>
-      <w:proofErr w:type="spellStart"/>
-      <w:r>
-        <w:rPr>
-          <w:rFonts w:ascii="Courier New" w:eastAsia="Times New Roman" w:hAnsi="Courier New" w:cs="Courier New"/>
-          <w:color w:val="000000" w:themeColor="text1"/>
-          <w:sz w:val="20"/>
-          <w:szCs w:val="20"/>
-        </w:rPr>
-        <w:t>Chromium</w:t>
-      </w:r>
-      <w:proofErr w:type="spellEnd"/>
-      <w:r>
-        <w:rPr>
-          <w:rFonts w:ascii="Courier New" w:eastAsia="Times New Roman" w:hAnsi="Courier New" w:cs="Courier New"/>
-          <w:color w:val="000000" w:themeColor="text1"/>
-          <w:sz w:val="20"/>
-          <w:szCs w:val="20"/>
-        </w:rPr>
-        <w:t xml:space="preserve"> </w:t>
-      </w:r>
-      <w:proofErr w:type="spellStart"/>
-      <w:r>
-        <w:rPr>
-          <w:rFonts w:ascii="Courier New" w:eastAsia="Times New Roman" w:hAnsi="Courier New" w:cs="Courier New"/>
-          <w:color w:val="000000" w:themeColor="text1"/>
-          <w:sz w:val="20"/>
-          <w:szCs w:val="20"/>
-        </w:rPr>
-        <w:t>networking</w:t>
-      </w:r>
-      <w:proofErr w:type="spellEnd"/>
-      <w:r>
-        <w:rPr>
-          <w:rFonts w:ascii="Courier New" w:eastAsia="Times New Roman" w:hAnsi="Courier New" w:cs="Courier New"/>
-          <w:color w:val="000000" w:themeColor="text1"/>
-          <w:sz w:val="20"/>
-          <w:szCs w:val="20"/>
-        </w:rPr>
-        <w:t>) — высокопроизводительный HTTP/HTTPS клиент.</w:t>
+        <w:t>Cronet (Chromium networking) — высокопроизводительный HTTP/HTTPS клиент.</w:t>
       </w:r>
     </w:p>
     <w:p>
@@ -7857,7 +7175,6 @@
           <w:szCs w:val="20"/>
         </w:rPr>
       </w:pPr>
-      <w:proofErr w:type="spellStart"/>
       <w:r>
         <w:rPr>
           <w:rFonts w:ascii="Courier New" w:eastAsia="Times New Roman" w:hAnsi="Courier New" w:cs="Courier New"/>
@@ -7865,17 +7182,7 @@
           <w:sz w:val="20"/>
           <w:szCs w:val="20"/>
         </w:rPr>
-        <w:t>FFmpeg</w:t>
-      </w:r>
-      <w:proofErr w:type="spellEnd"/>
-      <w:r>
-        <w:rPr>
-          <w:rFonts w:ascii="Courier New" w:eastAsia="Times New Roman" w:hAnsi="Courier New" w:cs="Courier New"/>
-          <w:color w:val="000000" w:themeColor="text1"/>
-          <w:sz w:val="20"/>
-          <w:szCs w:val="20"/>
-        </w:rPr>
-        <w:t>: кодирование/декодирование аудио и видео, работа с контейнерами и потоками.</w:t>
+        <w:t>FFmpeg: кодирование/декодирование аудио и видео, работа с контейнерами и потоками.</w:t>
       </w:r>
     </w:p>
     <w:p>
@@ -7897,27 +7204,7 @@
           <w:sz w:val="20"/>
           <w:szCs w:val="20"/>
         </w:rPr>
-        <w:t>декодер/рендерер GIF-</w:t>
-      </w:r>
-      <w:proofErr w:type="spellStart"/>
-      <w:r>
-        <w:rPr>
-          <w:rFonts w:ascii="Courier New" w:eastAsia="Times New Roman" w:hAnsi="Courier New" w:cs="Courier New"/>
-          <w:color w:val="000000" w:themeColor="text1"/>
-          <w:sz w:val="20"/>
-          <w:szCs w:val="20"/>
-        </w:rPr>
-        <w:t>анимаций</w:t>
-      </w:r>
-      <w:proofErr w:type="spellEnd"/>
-      <w:r>
-        <w:rPr>
-          <w:rFonts w:ascii="Courier New" w:eastAsia="Times New Roman" w:hAnsi="Courier New" w:cs="Courier New"/>
-          <w:color w:val="000000" w:themeColor="text1"/>
-          <w:sz w:val="20"/>
-          <w:szCs w:val="20"/>
-        </w:rPr>
-        <w:t>.</w:t>
+        <w:t>декодер/рендерер GIF-анимаций.</w:t>
       </w:r>
     </w:p>
     <w:p>
@@ -7932,7 +7219,6 @@
           <w:szCs w:val="20"/>
         </w:rPr>
       </w:pPr>
-      <w:proofErr w:type="spellStart"/>
       <w:r>
         <w:rPr>
           <w:rFonts w:ascii="Courier New" w:eastAsia="Times New Roman" w:hAnsi="Courier New" w:cs="Courier New"/>
@@ -7940,17 +7226,7 @@
           <w:sz w:val="20"/>
           <w:szCs w:val="20"/>
         </w:rPr>
-        <w:t>native</w:t>
-      </w:r>
-      <w:proofErr w:type="spellEnd"/>
-      <w:r>
-        <w:rPr>
-          <w:rFonts w:ascii="Courier New" w:eastAsia="Times New Roman" w:hAnsi="Courier New" w:cs="Courier New"/>
-          <w:color w:val="000000" w:themeColor="text1"/>
-          <w:sz w:val="20"/>
-          <w:szCs w:val="20"/>
-        </w:rPr>
-        <w:t xml:space="preserve"> OpenGL/GL ES эффекты для изображений/видео (шейдеры, фильтры).</w:t>
+        <w:t>native OpenGL/GL ES эффекты для изображений/видео (шейдеры, фильтры).</w:t>
       </w:r>
     </w:p>
     <w:p>
@@ -7972,47 +7248,7 @@
           <w:sz w:val="20"/>
           <w:szCs w:val="20"/>
         </w:rPr>
-        <w:t xml:space="preserve">альтернативная C++ </w:t>
-      </w:r>
-      <w:proofErr w:type="spellStart"/>
-      <w:r>
-        <w:rPr>
-          <w:rFonts w:ascii="Courier New" w:eastAsia="Times New Roman" w:hAnsi="Courier New" w:cs="Courier New"/>
-          <w:color w:val="000000" w:themeColor="text1"/>
-          <w:sz w:val="20"/>
-          <w:szCs w:val="20"/>
-        </w:rPr>
-        <w:t>runtime</w:t>
-      </w:r>
-      <w:proofErr w:type="spellEnd"/>
-      <w:r>
-        <w:rPr>
-          <w:rFonts w:ascii="Courier New" w:eastAsia="Times New Roman" w:hAnsi="Courier New" w:cs="Courier New"/>
-          <w:color w:val="000000" w:themeColor="text1"/>
-          <w:sz w:val="20"/>
-          <w:szCs w:val="20"/>
-        </w:rPr>
-        <w:t xml:space="preserve"> (GNU STL) — поддержка старых </w:t>
-      </w:r>
-      <w:proofErr w:type="spellStart"/>
-      <w:r>
-        <w:rPr>
-          <w:rFonts w:ascii="Courier New" w:eastAsia="Times New Roman" w:hAnsi="Courier New" w:cs="Courier New"/>
-          <w:color w:val="000000" w:themeColor="text1"/>
-          <w:sz w:val="20"/>
-          <w:szCs w:val="20"/>
-        </w:rPr>
-        <w:t>native</w:t>
-      </w:r>
-      <w:proofErr w:type="spellEnd"/>
-      <w:r>
-        <w:rPr>
-          <w:rFonts w:ascii="Courier New" w:eastAsia="Times New Roman" w:hAnsi="Courier New" w:cs="Courier New"/>
-          <w:color w:val="000000" w:themeColor="text1"/>
-          <w:sz w:val="20"/>
-          <w:szCs w:val="20"/>
-        </w:rPr>
-        <w:t>-модулей.</w:t>
+        <w:t>альтернативная C++ runtime (GNU STL) — поддержка старых native-модулей.</w:t>
       </w:r>
     </w:p>
     <w:p>
@@ -8027,7 +7263,6 @@
           <w:szCs w:val="20"/>
         </w:rPr>
       </w:pPr>
-      <w:proofErr w:type="spellStart"/>
       <w:r>
         <w:rPr>
           <w:rFonts w:ascii="Courier New" w:eastAsia="Times New Roman" w:hAnsi="Courier New" w:cs="Courier New"/>
@@ -8035,78 +7270,7 @@
           <w:sz w:val="20"/>
           <w:szCs w:val="20"/>
         </w:rPr>
-        <w:lastRenderedPageBreak/>
-        <w:t>native</w:t>
-      </w:r>
-      <w:proofErr w:type="spellEnd"/>
-      <w:r>
-        <w:rPr>
-          <w:rFonts w:ascii="Courier New" w:eastAsia="Times New Roman" w:hAnsi="Courier New" w:cs="Courier New"/>
-          <w:color w:val="000000" w:themeColor="text1"/>
-          <w:sz w:val="20"/>
-          <w:szCs w:val="20"/>
-        </w:rPr>
-        <w:t xml:space="preserve"> часть </w:t>
-      </w:r>
-      <w:proofErr w:type="spellStart"/>
-      <w:r>
-        <w:rPr>
-          <w:rFonts w:ascii="Courier New" w:eastAsia="Times New Roman" w:hAnsi="Courier New" w:cs="Courier New"/>
-          <w:color w:val="000000" w:themeColor="text1"/>
-          <w:sz w:val="20"/>
-          <w:szCs w:val="20"/>
-        </w:rPr>
-        <w:t>image</w:t>
-      </w:r>
-      <w:proofErr w:type="spellEnd"/>
-      <w:r>
-        <w:rPr>
-          <w:rFonts w:ascii="Courier New" w:eastAsia="Times New Roman" w:hAnsi="Courier New" w:cs="Courier New"/>
-          <w:color w:val="000000" w:themeColor="text1"/>
-          <w:sz w:val="20"/>
-          <w:szCs w:val="20"/>
-        </w:rPr>
-        <w:t xml:space="preserve"> </w:t>
-      </w:r>
-      <w:proofErr w:type="spellStart"/>
-      <w:r>
-        <w:rPr>
-          <w:rFonts w:ascii="Courier New" w:eastAsia="Times New Roman" w:hAnsi="Courier New" w:cs="Courier New"/>
-          <w:color w:val="000000" w:themeColor="text1"/>
-          <w:sz w:val="20"/>
-          <w:szCs w:val="20"/>
-        </w:rPr>
-        <w:t>pipeline</w:t>
-      </w:r>
-      <w:proofErr w:type="spellEnd"/>
-      <w:r>
-        <w:rPr>
-          <w:rFonts w:ascii="Courier New" w:eastAsia="Times New Roman" w:hAnsi="Courier New" w:cs="Courier New"/>
-          <w:color w:val="000000" w:themeColor="text1"/>
-          <w:sz w:val="20"/>
-          <w:szCs w:val="20"/>
-        </w:rPr>
-        <w:t xml:space="preserve"> (кеширование, трансформ, декодирование — часто для </w:t>
-      </w:r>
-      <w:proofErr w:type="spellStart"/>
-      <w:r>
-        <w:rPr>
-          <w:rFonts w:ascii="Courier New" w:eastAsia="Times New Roman" w:hAnsi="Courier New" w:cs="Courier New"/>
-          <w:color w:val="000000" w:themeColor="text1"/>
-          <w:sz w:val="20"/>
-          <w:szCs w:val="20"/>
-        </w:rPr>
-        <w:t>Fresco</w:t>
-      </w:r>
-      <w:proofErr w:type="spellEnd"/>
-      <w:r>
-        <w:rPr>
-          <w:rFonts w:ascii="Courier New" w:eastAsia="Times New Roman" w:hAnsi="Courier New" w:cs="Courier New"/>
-          <w:color w:val="000000" w:themeColor="text1"/>
-          <w:sz w:val="20"/>
-          <w:szCs w:val="20"/>
-        </w:rPr>
-        <w:t>/аналога).</w:t>
+        <w:t>native часть image pipeline (кеширование, трансформ, декодирование — часто для Fresco/аналога).</w:t>
       </w:r>
     </w:p>
     <w:p>
@@ -8121,7 +7285,6 @@
           <w:szCs w:val="20"/>
         </w:rPr>
       </w:pPr>
-      <w:proofErr w:type="spellStart"/>
       <w:r>
         <w:rPr>
           <w:rFonts w:ascii="Courier New" w:eastAsia="Times New Roman" w:hAnsi="Courier New" w:cs="Courier New"/>
@@ -8129,37 +7292,7 @@
           <w:sz w:val="20"/>
           <w:szCs w:val="20"/>
         </w:rPr>
-        <w:t>WebRTC</w:t>
-      </w:r>
-      <w:proofErr w:type="spellEnd"/>
-      <w:r>
-        <w:rPr>
-          <w:rFonts w:ascii="Courier New" w:eastAsia="Times New Roman" w:hAnsi="Courier New" w:cs="Courier New"/>
-          <w:color w:val="000000" w:themeColor="text1"/>
-          <w:sz w:val="20"/>
-          <w:szCs w:val="20"/>
-        </w:rPr>
-        <w:t xml:space="preserve"> (</w:t>
-      </w:r>
-      <w:proofErr w:type="spellStart"/>
-      <w:r>
-        <w:rPr>
-          <w:rFonts w:ascii="Courier New" w:eastAsia="Times New Roman" w:hAnsi="Courier New" w:cs="Courier New"/>
-          <w:color w:val="000000" w:themeColor="text1"/>
-          <w:sz w:val="20"/>
-          <w:szCs w:val="20"/>
-        </w:rPr>
-        <w:t>libjingle</w:t>
-      </w:r>
-      <w:proofErr w:type="spellEnd"/>
-      <w:r>
-        <w:rPr>
-          <w:rFonts w:ascii="Courier New" w:eastAsia="Times New Roman" w:hAnsi="Courier New" w:cs="Courier New"/>
-          <w:color w:val="000000" w:themeColor="text1"/>
-          <w:sz w:val="20"/>
-          <w:szCs w:val="20"/>
-        </w:rPr>
-        <w:t>) — реализация P2P аудио/видео (звонки).</w:t>
+        <w:t>WebRTC (libjingle) — реализация P2P аудио/видео (звонки).</w:t>
       </w:r>
     </w:p>
     <w:p>
@@ -8174,7 +7307,6 @@
           <w:szCs w:val="20"/>
         </w:rPr>
       </w:pPr>
-      <w:proofErr w:type="spellStart"/>
       <w:r>
         <w:rPr>
           <w:rFonts w:ascii="Courier New" w:eastAsia="Times New Roman" w:hAnsi="Courier New" w:cs="Courier New"/>
@@ -8182,37 +7314,7 @@
           <w:sz w:val="20"/>
           <w:szCs w:val="20"/>
         </w:rPr>
-        <w:t>keyword</w:t>
-      </w:r>
-      <w:proofErr w:type="spellEnd"/>
-      <w:r>
-        <w:rPr>
-          <w:rFonts w:ascii="Courier New" w:eastAsia="Times New Roman" w:hAnsi="Courier New" w:cs="Courier New"/>
-          <w:color w:val="000000" w:themeColor="text1"/>
-          <w:sz w:val="20"/>
-          <w:szCs w:val="20"/>
-        </w:rPr>
-        <w:t xml:space="preserve"> </w:t>
-      </w:r>
-      <w:proofErr w:type="spellStart"/>
-      <w:r>
-        <w:rPr>
-          <w:rFonts w:ascii="Courier New" w:eastAsia="Times New Roman" w:hAnsi="Courier New" w:cs="Courier New"/>
-          <w:color w:val="000000" w:themeColor="text1"/>
-          <w:sz w:val="20"/>
-          <w:szCs w:val="20"/>
-        </w:rPr>
-        <w:t>spotting</w:t>
-      </w:r>
-      <w:proofErr w:type="spellEnd"/>
-      <w:r>
-        <w:rPr>
-          <w:rFonts w:ascii="Courier New" w:eastAsia="Times New Roman" w:hAnsi="Courier New" w:cs="Courier New"/>
-          <w:color w:val="000000" w:themeColor="text1"/>
-          <w:sz w:val="20"/>
-          <w:szCs w:val="20"/>
-        </w:rPr>
-        <w:t xml:space="preserve"> / голосовой детектор (распознавание "ключевых" слов).</w:t>
+        <w:t>keyword spotting / голосовой детектор (распознавание "ключевых" слов).</w:t>
       </w:r>
     </w:p>
     <w:p>
@@ -8227,7 +7329,6 @@
           <w:szCs w:val="20"/>
         </w:rPr>
       </w:pPr>
-      <w:proofErr w:type="spellStart"/>
       <w:r>
         <w:rPr>
           <w:rFonts w:ascii="Courier New" w:eastAsia="Times New Roman" w:hAnsi="Courier New" w:cs="Courier New"/>
@@ -8235,17 +7336,7 @@
           <w:sz w:val="20"/>
           <w:szCs w:val="20"/>
         </w:rPr>
-        <w:t>native</w:t>
-      </w:r>
-      <w:proofErr w:type="spellEnd"/>
-      <w:r>
-        <w:rPr>
-          <w:rFonts w:ascii="Courier New" w:eastAsia="Times New Roman" w:hAnsi="Courier New" w:cs="Courier New"/>
-          <w:color w:val="000000" w:themeColor="text1"/>
-          <w:sz w:val="20"/>
-          <w:szCs w:val="20"/>
-        </w:rPr>
-        <w:t xml:space="preserve"> аудио-плеер/потоковый проигрыватель (локальный/сетевой).</w:t>
+        <w:t>native аудио-плеер/потоковый проигрыватель (локальный/сетевой).</w:t>
       </w:r>
     </w:p>
     <w:p>
@@ -8289,27 +7380,7 @@
           <w:sz w:val="20"/>
           <w:szCs w:val="20"/>
         </w:rPr>
-        <w:t>нативный транскодер изображений (</w:t>
-      </w:r>
-      <w:proofErr w:type="spellStart"/>
-      <w:r>
-        <w:rPr>
-          <w:rFonts w:ascii="Courier New" w:eastAsia="Times New Roman" w:hAnsi="Courier New" w:cs="Courier New"/>
-          <w:color w:val="000000" w:themeColor="text1"/>
-          <w:sz w:val="20"/>
-          <w:szCs w:val="20"/>
-        </w:rPr>
-        <w:t>ресайз</w:t>
-      </w:r>
-      <w:proofErr w:type="spellEnd"/>
-      <w:r>
-        <w:rPr>
-          <w:rFonts w:ascii="Courier New" w:eastAsia="Times New Roman" w:hAnsi="Courier New" w:cs="Courier New"/>
-          <w:color w:val="000000" w:themeColor="text1"/>
-          <w:sz w:val="20"/>
-          <w:szCs w:val="20"/>
-        </w:rPr>
-        <w:t>, перекодирование форматов).</w:t>
+        <w:t>нативный транскодер изображений (ресайз, перекодирование форматов).</w:t>
       </w:r>
     </w:p>
     <w:p>
@@ -8331,87 +7402,7 @@
           <w:sz w:val="20"/>
           <w:szCs w:val="20"/>
         </w:rPr>
-        <w:t xml:space="preserve">(вариант </w:t>
-      </w:r>
-      <w:proofErr w:type="spellStart"/>
-      <w:r>
-        <w:rPr>
-          <w:rFonts w:ascii="Courier New" w:eastAsia="Times New Roman" w:hAnsi="Courier New" w:cs="Courier New"/>
-          <w:color w:val="000000" w:themeColor="text1"/>
-          <w:sz w:val="20"/>
-          <w:szCs w:val="20"/>
-        </w:rPr>
-        <w:t>Crashlytics</w:t>
-      </w:r>
-      <w:proofErr w:type="spellEnd"/>
-      <w:r>
-        <w:rPr>
-          <w:rFonts w:ascii="Courier New" w:eastAsia="Times New Roman" w:hAnsi="Courier New" w:cs="Courier New"/>
-          <w:color w:val="000000" w:themeColor="text1"/>
-          <w:sz w:val="20"/>
-          <w:szCs w:val="20"/>
-        </w:rPr>
-        <w:t xml:space="preserve">) </w:t>
-      </w:r>
-      <w:proofErr w:type="spellStart"/>
-      <w:r>
-        <w:rPr>
-          <w:rFonts w:ascii="Courier New" w:eastAsia="Times New Roman" w:hAnsi="Courier New" w:cs="Courier New"/>
-          <w:color w:val="000000" w:themeColor="text1"/>
-          <w:sz w:val="20"/>
-          <w:szCs w:val="20"/>
-        </w:rPr>
-        <w:t>trampoline</w:t>
-      </w:r>
-      <w:proofErr w:type="spellEnd"/>
-      <w:r>
-        <w:rPr>
-          <w:rFonts w:ascii="Courier New" w:eastAsia="Times New Roman" w:hAnsi="Courier New" w:cs="Courier New"/>
-          <w:color w:val="000000" w:themeColor="text1"/>
-          <w:sz w:val="20"/>
-          <w:szCs w:val="20"/>
-        </w:rPr>
-        <w:t>/</w:t>
-      </w:r>
-      <w:proofErr w:type="spellStart"/>
-      <w:r>
-        <w:rPr>
-          <w:rFonts w:ascii="Courier New" w:eastAsia="Times New Roman" w:hAnsi="Courier New" w:cs="Courier New"/>
-          <w:color w:val="000000" w:themeColor="text1"/>
-          <w:sz w:val="20"/>
-          <w:szCs w:val="20"/>
-        </w:rPr>
-        <w:t>loader</w:t>
-      </w:r>
-      <w:proofErr w:type="spellEnd"/>
-      <w:r>
-        <w:rPr>
-          <w:rFonts w:ascii="Courier New" w:eastAsia="Times New Roman" w:hAnsi="Courier New" w:cs="Courier New"/>
-          <w:color w:val="000000" w:themeColor="text1"/>
-          <w:sz w:val="20"/>
-          <w:szCs w:val="20"/>
-        </w:rPr>
-        <w:t xml:space="preserve"> для </w:t>
-      </w:r>
-      <w:proofErr w:type="spellStart"/>
-      <w:r>
-        <w:rPr>
-          <w:rFonts w:ascii="Courier New" w:eastAsia="Times New Roman" w:hAnsi="Courier New" w:cs="Courier New"/>
-          <w:color w:val="000000" w:themeColor="text1"/>
-          <w:sz w:val="20"/>
-          <w:szCs w:val="20"/>
-        </w:rPr>
-        <w:t>краш-хэндлеров</w:t>
-      </w:r>
-      <w:proofErr w:type="spellEnd"/>
-      <w:r>
-        <w:rPr>
-          <w:rFonts w:ascii="Courier New" w:eastAsia="Times New Roman" w:hAnsi="Courier New" w:cs="Courier New"/>
-          <w:color w:val="000000" w:themeColor="text1"/>
-          <w:sz w:val="20"/>
-          <w:szCs w:val="20"/>
-        </w:rPr>
-        <w:t>.</w:t>
+        <w:t>(вариант Crashlytics) trampoline/loader для краш-хэндлеров.</w:t>
       </w:r>
     </w:p>
     <w:p>
@@ -8426,7 +7417,6 @@
           <w:szCs w:val="20"/>
         </w:rPr>
       </w:pPr>
-      <w:proofErr w:type="spellStart"/>
       <w:r>
         <w:rPr>
           <w:rFonts w:ascii="Courier New" w:eastAsia="Times New Roman" w:hAnsi="Courier New" w:cs="Courier New"/>
@@ -8434,17 +7424,7 @@
           <w:sz w:val="20"/>
           <w:szCs w:val="20"/>
         </w:rPr>
-        <w:t>native</w:t>
-      </w:r>
-      <w:proofErr w:type="spellEnd"/>
-      <w:r>
-        <w:rPr>
-          <w:rFonts w:ascii="Courier New" w:eastAsia="Times New Roman" w:hAnsi="Courier New" w:cs="Courier New"/>
-          <w:color w:val="000000" w:themeColor="text1"/>
-          <w:sz w:val="20"/>
-          <w:szCs w:val="20"/>
-        </w:rPr>
-        <w:t xml:space="preserve"> библиотека для морфинга/анимации изображений.</w:t>
+        <w:t>native библиотека для морфинга/анимации изображений.</w:t>
       </w:r>
     </w:p>
     <w:p>
@@ -8459,7 +7439,6 @@
           <w:szCs w:val="20"/>
         </w:rPr>
       </w:pPr>
-      <w:proofErr w:type="spellStart"/>
       <w:r>
         <w:rPr>
           <w:rFonts w:ascii="Courier New" w:eastAsia="Times New Roman" w:hAnsi="Courier New" w:cs="Courier New"/>
@@ -8467,17 +7446,7 @@
           <w:sz w:val="20"/>
           <w:szCs w:val="20"/>
         </w:rPr>
-        <w:t>native</w:t>
-      </w:r>
-      <w:proofErr w:type="spellEnd"/>
-      <w:r>
-        <w:rPr>
-          <w:rFonts w:ascii="Courier New" w:eastAsia="Times New Roman" w:hAnsi="Courier New" w:cs="Courier New"/>
-          <w:color w:val="000000" w:themeColor="text1"/>
-          <w:sz w:val="20"/>
-          <w:szCs w:val="20"/>
-        </w:rPr>
-        <w:t xml:space="preserve"> сетевые утилиты/обёртки для сетевых операций.</w:t>
+        <w:t>native сетевые утилиты/обёртки для сетевых операций.</w:t>
       </w:r>
     </w:p>
     <w:p>
@@ -8595,7 +7564,6 @@
           <w:szCs w:val="20"/>
         </w:rPr>
       </w:pPr>
-      <w:proofErr w:type="spellStart"/>
       <w:r>
         <w:rPr>
           <w:rFonts w:ascii="Courier New" w:eastAsia="Times New Roman" w:hAnsi="Courier New" w:cs="Courier New"/>
@@ -8603,17 +7571,7 @@
           <w:sz w:val="20"/>
           <w:szCs w:val="20"/>
         </w:rPr>
-        <w:t>OpenCV</w:t>
-      </w:r>
-      <w:proofErr w:type="spellEnd"/>
-      <w:r>
-        <w:rPr>
-          <w:rFonts w:ascii="Courier New" w:eastAsia="Times New Roman" w:hAnsi="Courier New" w:cs="Courier New"/>
-          <w:color w:val="000000" w:themeColor="text1"/>
-          <w:sz w:val="20"/>
-          <w:szCs w:val="20"/>
-        </w:rPr>
-        <w:t xml:space="preserve"> JNI: компьютерное зрение (фильтры, детекция, трансформация).</w:t>
+        <w:t>OpenCV JNI: компьютерное зрение (фильтры, детекция, трансформация).</w:t>
       </w:r>
     </w:p>
     <w:p>
@@ -8635,47 +7593,7 @@
           <w:sz w:val="20"/>
           <w:szCs w:val="20"/>
         </w:rPr>
-        <w:t>RTMP клиент JNI: работа с потоковой передачей (</w:t>
-      </w:r>
-      <w:proofErr w:type="spellStart"/>
-      <w:r>
-        <w:rPr>
-          <w:rFonts w:ascii="Courier New" w:eastAsia="Times New Roman" w:hAnsi="Courier New" w:cs="Courier New"/>
-          <w:color w:val="000000" w:themeColor="text1"/>
-          <w:sz w:val="20"/>
-          <w:szCs w:val="20"/>
-        </w:rPr>
-        <w:t>live</w:t>
-      </w:r>
-      <w:proofErr w:type="spellEnd"/>
-      <w:r>
-        <w:rPr>
-          <w:rFonts w:ascii="Courier New" w:eastAsia="Times New Roman" w:hAnsi="Courier New" w:cs="Courier New"/>
-          <w:color w:val="000000" w:themeColor="text1"/>
-          <w:sz w:val="20"/>
-          <w:szCs w:val="20"/>
-        </w:rPr>
-        <w:t xml:space="preserve"> </w:t>
-      </w:r>
-      <w:proofErr w:type="spellStart"/>
-      <w:r>
-        <w:rPr>
-          <w:rFonts w:ascii="Courier New" w:eastAsia="Times New Roman" w:hAnsi="Courier New" w:cs="Courier New"/>
-          <w:color w:val="000000" w:themeColor="text1"/>
-          <w:sz w:val="20"/>
-          <w:szCs w:val="20"/>
-        </w:rPr>
-        <w:t>stream</w:t>
-      </w:r>
-      <w:proofErr w:type="spellEnd"/>
-      <w:r>
-        <w:rPr>
-          <w:rFonts w:ascii="Courier New" w:eastAsia="Times New Roman" w:hAnsi="Courier New" w:cs="Courier New"/>
-          <w:color w:val="000000" w:themeColor="text1"/>
-          <w:sz w:val="20"/>
-          <w:szCs w:val="20"/>
-        </w:rPr>
-        <w:t>).</w:t>
+        <w:t>RTMP клиент JNI: работа с потоковой передачей (live stream).</w:t>
       </w:r>
     </w:p>
     <w:p>
@@ -8690,7 +7608,6 @@
           <w:szCs w:val="20"/>
         </w:rPr>
       </w:pPr>
-      <w:proofErr w:type="spellStart"/>
       <w:r>
         <w:rPr>
           <w:rFonts w:ascii="Courier New" w:eastAsia="Times New Roman" w:hAnsi="Courier New" w:cs="Courier New"/>
@@ -8698,37 +7615,7 @@
           <w:sz w:val="20"/>
           <w:szCs w:val="20"/>
         </w:rPr>
-        <w:t>sqlite</w:t>
-      </w:r>
-      <w:proofErr w:type="spellEnd"/>
-      <w:r>
-        <w:rPr>
-          <w:rFonts w:ascii="Courier New" w:eastAsia="Times New Roman" w:hAnsi="Courier New" w:cs="Courier New"/>
-          <w:color w:val="000000" w:themeColor="text1"/>
-          <w:sz w:val="20"/>
-          <w:szCs w:val="20"/>
-        </w:rPr>
-        <w:t xml:space="preserve"> или расширение </w:t>
-      </w:r>
-      <w:proofErr w:type="spellStart"/>
-      <w:r>
-        <w:rPr>
-          <w:rFonts w:ascii="Courier New" w:eastAsia="Times New Roman" w:hAnsi="Courier New" w:cs="Courier New"/>
-          <w:color w:val="000000" w:themeColor="text1"/>
-          <w:sz w:val="20"/>
-          <w:szCs w:val="20"/>
-        </w:rPr>
-        <w:t>sqlite</w:t>
-      </w:r>
-      <w:proofErr w:type="spellEnd"/>
-      <w:r>
-        <w:rPr>
-          <w:rFonts w:ascii="Courier New" w:eastAsia="Times New Roman" w:hAnsi="Courier New" w:cs="Courier New"/>
-          <w:color w:val="000000" w:themeColor="text1"/>
-          <w:sz w:val="20"/>
-          <w:szCs w:val="20"/>
-        </w:rPr>
-        <w:t xml:space="preserve"> (локальные БД, быстрые запросы).</w:t>
+        <w:t>sqlite или расширение sqlite (локальные БД, быстрые запросы).</w:t>
       </w:r>
     </w:p>
     <w:p>
@@ -8750,47 +7637,7 @@
           <w:sz w:val="20"/>
           <w:szCs w:val="20"/>
         </w:rPr>
-        <w:t>расширение/</w:t>
-      </w:r>
-      <w:proofErr w:type="spellStart"/>
-      <w:r>
-        <w:rPr>
-          <w:rFonts w:ascii="Courier New" w:eastAsia="Times New Roman" w:hAnsi="Courier New" w:cs="Courier New"/>
-          <w:color w:val="000000" w:themeColor="text1"/>
-          <w:sz w:val="20"/>
-          <w:szCs w:val="20"/>
-        </w:rPr>
-        <w:t>обсервер</w:t>
-      </w:r>
-      <w:proofErr w:type="spellEnd"/>
-      <w:r>
-        <w:rPr>
-          <w:rFonts w:ascii="Courier New" w:eastAsia="Times New Roman" w:hAnsi="Courier New" w:cs="Courier New"/>
-          <w:color w:val="000000" w:themeColor="text1"/>
-          <w:sz w:val="20"/>
-          <w:szCs w:val="20"/>
-        </w:rPr>
-        <w:t xml:space="preserve"> для </w:t>
-      </w:r>
-      <w:proofErr w:type="spellStart"/>
-      <w:r>
-        <w:rPr>
-          <w:rFonts w:ascii="Courier New" w:eastAsia="Times New Roman" w:hAnsi="Courier New" w:cs="Courier New"/>
-          <w:color w:val="000000" w:themeColor="text1"/>
-          <w:sz w:val="20"/>
-          <w:szCs w:val="20"/>
-        </w:rPr>
-        <w:t>sqlite</w:t>
-      </w:r>
-      <w:proofErr w:type="spellEnd"/>
-      <w:r>
-        <w:rPr>
-          <w:rFonts w:ascii="Courier New" w:eastAsia="Times New Roman" w:hAnsi="Courier New" w:cs="Courier New"/>
-          <w:color w:val="000000" w:themeColor="text1"/>
-          <w:sz w:val="20"/>
-          <w:szCs w:val="20"/>
-        </w:rPr>
-        <w:t xml:space="preserve"> (мониторинг изменений).</w:t>
+        <w:t>расширение/обсервер для sqlite (мониторинг изменений).</w:t>
       </w:r>
     </w:p>
     <w:p>
@@ -8805,7 +7652,6 @@
           <w:szCs w:val="20"/>
         </w:rPr>
       </w:pPr>
-      <w:proofErr w:type="spellStart"/>
       <w:r>
         <w:rPr>
           <w:rFonts w:ascii="Courier New" w:eastAsia="Times New Roman" w:hAnsi="Courier New" w:cs="Courier New"/>
@@ -8813,57 +7659,7 @@
           <w:sz w:val="20"/>
           <w:szCs w:val="20"/>
         </w:rPr>
-        <w:t>WebP</w:t>
-      </w:r>
-      <w:proofErr w:type="spellEnd"/>
-      <w:r>
-        <w:rPr>
-          <w:rFonts w:ascii="Courier New" w:eastAsia="Times New Roman" w:hAnsi="Courier New" w:cs="Courier New"/>
-          <w:color w:val="000000" w:themeColor="text1"/>
-          <w:sz w:val="20"/>
-          <w:szCs w:val="20"/>
-        </w:rPr>
-        <w:t xml:space="preserve"> декодер/</w:t>
-      </w:r>
-      <w:proofErr w:type="spellStart"/>
-      <w:r>
-        <w:rPr>
-          <w:rFonts w:ascii="Courier New" w:eastAsia="Times New Roman" w:hAnsi="Courier New" w:cs="Courier New"/>
-          <w:color w:val="000000" w:themeColor="text1"/>
-          <w:sz w:val="20"/>
-          <w:szCs w:val="20"/>
-        </w:rPr>
-        <w:t>энкодер</w:t>
-      </w:r>
-      <w:proofErr w:type="spellEnd"/>
-      <w:r>
-        <w:rPr>
-          <w:rFonts w:ascii="Courier New" w:eastAsia="Times New Roman" w:hAnsi="Courier New" w:cs="Courier New"/>
-          <w:color w:val="000000" w:themeColor="text1"/>
-          <w:sz w:val="20"/>
-          <w:szCs w:val="20"/>
-        </w:rPr>
-        <w:t xml:space="preserve"> (работа с </w:t>
-      </w:r>
-      <w:proofErr w:type="spellStart"/>
-      <w:r>
-        <w:rPr>
-          <w:rFonts w:ascii="Courier New" w:eastAsia="Times New Roman" w:hAnsi="Courier New" w:cs="Courier New"/>
-          <w:color w:val="000000" w:themeColor="text1"/>
-          <w:sz w:val="20"/>
-          <w:szCs w:val="20"/>
-        </w:rPr>
-        <w:t>WebP</w:t>
-      </w:r>
-      <w:proofErr w:type="spellEnd"/>
-      <w:r>
-        <w:rPr>
-          <w:rFonts w:ascii="Courier New" w:eastAsia="Times New Roman" w:hAnsi="Courier New" w:cs="Courier New"/>
-          <w:color w:val="000000" w:themeColor="text1"/>
-          <w:sz w:val="20"/>
-          <w:szCs w:val="20"/>
-        </w:rPr>
-        <w:t xml:space="preserve"> изображениями).</w:t>
+        <w:t>WebP декодер/энкодер (работа с WebP изображениями).</w:t>
       </w:r>
     </w:p>
     <w:p>
@@ -8878,7 +7674,6 @@
           <w:szCs w:val="20"/>
         </w:rPr>
       </w:pPr>
-      <w:proofErr w:type="spellStart"/>
       <w:r>
         <w:rPr>
           <w:rFonts w:ascii="Courier New" w:eastAsia="Times New Roman" w:hAnsi="Courier New" w:cs="Courier New"/>
@@ -8886,37 +7681,7 @@
           <w:sz w:val="20"/>
           <w:szCs w:val="20"/>
         </w:rPr>
-        <w:t>TensorFlow</w:t>
-      </w:r>
-      <w:proofErr w:type="spellEnd"/>
-      <w:r>
-        <w:rPr>
-          <w:rFonts w:ascii="Courier New" w:eastAsia="Times New Roman" w:hAnsi="Courier New" w:cs="Courier New"/>
-          <w:color w:val="000000" w:themeColor="text1"/>
-          <w:sz w:val="20"/>
-          <w:szCs w:val="20"/>
-        </w:rPr>
-        <w:t xml:space="preserve"> Lite (</w:t>
-      </w:r>
-      <w:proofErr w:type="spellStart"/>
-      <w:r>
-        <w:rPr>
-          <w:rFonts w:ascii="Courier New" w:eastAsia="Times New Roman" w:hAnsi="Courier New" w:cs="Courier New"/>
-          <w:color w:val="000000" w:themeColor="text1"/>
-          <w:sz w:val="20"/>
-          <w:szCs w:val="20"/>
-        </w:rPr>
-        <w:t>инференс</w:t>
-      </w:r>
-      <w:proofErr w:type="spellEnd"/>
-      <w:r>
-        <w:rPr>
-          <w:rFonts w:ascii="Courier New" w:eastAsia="Times New Roman" w:hAnsi="Courier New" w:cs="Courier New"/>
-          <w:color w:val="000000" w:themeColor="text1"/>
-          <w:sz w:val="20"/>
-          <w:szCs w:val="20"/>
-        </w:rPr>
-        <w:t xml:space="preserve"> на устройстве) и GPU-делегат для ускорения.</w:t>
+        <w:t>TensorFlow Lite (инференс на устройстве) и GPU-делегат для ускорения.</w:t>
       </w:r>
     </w:p>
     <w:p>
@@ -8938,67 +7703,7 @@
           <w:sz w:val="20"/>
           <w:szCs w:val="20"/>
         </w:rPr>
-        <w:t xml:space="preserve">дублирующая/вариативная </w:t>
-      </w:r>
-      <w:proofErr w:type="spellStart"/>
-      <w:r>
-        <w:rPr>
-          <w:rFonts w:ascii="Courier New" w:eastAsia="Times New Roman" w:hAnsi="Courier New" w:cs="Courier New"/>
-          <w:color w:val="000000" w:themeColor="text1"/>
-          <w:sz w:val="20"/>
-          <w:szCs w:val="20"/>
-        </w:rPr>
-        <w:t>native</w:t>
-      </w:r>
-      <w:proofErr w:type="spellEnd"/>
-      <w:r>
-        <w:rPr>
-          <w:rFonts w:ascii="Courier New" w:eastAsia="Times New Roman" w:hAnsi="Courier New" w:cs="Courier New"/>
-          <w:color w:val="000000" w:themeColor="text1"/>
-          <w:sz w:val="20"/>
-          <w:szCs w:val="20"/>
-        </w:rPr>
-        <w:t xml:space="preserve">-часть </w:t>
-      </w:r>
-      <w:proofErr w:type="spellStart"/>
-      <w:r>
-        <w:rPr>
-          <w:rFonts w:ascii="Courier New" w:eastAsia="Times New Roman" w:hAnsi="Courier New" w:cs="Courier New"/>
-          <w:color w:val="000000" w:themeColor="text1"/>
-          <w:sz w:val="20"/>
-          <w:szCs w:val="20"/>
-        </w:rPr>
-        <w:t>TensorFlow</w:t>
-      </w:r>
-      <w:proofErr w:type="spellEnd"/>
-      <w:r>
-        <w:rPr>
-          <w:rFonts w:ascii="Courier New" w:eastAsia="Times New Roman" w:hAnsi="Courier New" w:cs="Courier New"/>
-          <w:color w:val="000000" w:themeColor="text1"/>
-          <w:sz w:val="20"/>
-          <w:szCs w:val="20"/>
-        </w:rPr>
-        <w:t xml:space="preserve"> (</w:t>
-      </w:r>
-      <w:proofErr w:type="spellStart"/>
-      <w:r>
-        <w:rPr>
-          <w:rFonts w:ascii="Courier New" w:eastAsia="Times New Roman" w:hAnsi="Courier New" w:cs="Courier New"/>
-          <w:color w:val="000000" w:themeColor="text1"/>
-          <w:sz w:val="20"/>
-          <w:szCs w:val="20"/>
-        </w:rPr>
-        <w:t>инференс</w:t>
-      </w:r>
-      <w:proofErr w:type="spellEnd"/>
-      <w:r>
-        <w:rPr>
-          <w:rFonts w:ascii="Courier New" w:eastAsia="Times New Roman" w:hAnsi="Courier New" w:cs="Courier New"/>
-          <w:color w:val="000000" w:themeColor="text1"/>
-          <w:sz w:val="20"/>
-          <w:szCs w:val="20"/>
-        </w:rPr>
-        <w:t>).</w:t>
+        <w:t>дублирующая/вариативная native-часть TensorFlow (инференс).</w:t>
       </w:r>
     </w:p>
     <w:p>
@@ -9020,47 +7725,7 @@
           <w:sz w:val="20"/>
           <w:szCs w:val="20"/>
         </w:rPr>
-        <w:t>хук/</w:t>
-      </w:r>
-      <w:proofErr w:type="spellStart"/>
-      <w:r>
-        <w:rPr>
-          <w:rFonts w:ascii="Courier New" w:eastAsia="Times New Roman" w:hAnsi="Courier New" w:cs="Courier New"/>
-          <w:color w:val="000000" w:themeColor="text1"/>
-          <w:sz w:val="20"/>
-          <w:szCs w:val="20"/>
-        </w:rPr>
-        <w:t>трэйсинг</w:t>
-      </w:r>
-      <w:proofErr w:type="spellEnd"/>
-      <w:r>
-        <w:rPr>
-          <w:rFonts w:ascii="Courier New" w:eastAsia="Times New Roman" w:hAnsi="Courier New" w:cs="Courier New"/>
-          <w:color w:val="000000" w:themeColor="text1"/>
-          <w:sz w:val="20"/>
-          <w:szCs w:val="20"/>
-        </w:rPr>
-        <w:t>-модуль (возможно для тестов/</w:t>
-      </w:r>
-      <w:proofErr w:type="spellStart"/>
-      <w:r>
-        <w:rPr>
-          <w:rFonts w:ascii="Courier New" w:eastAsia="Times New Roman" w:hAnsi="Courier New" w:cs="Courier New"/>
-          <w:color w:val="000000" w:themeColor="text1"/>
-          <w:sz w:val="20"/>
-          <w:szCs w:val="20"/>
-        </w:rPr>
-        <w:t>инструментирования</w:t>
-      </w:r>
-      <w:proofErr w:type="spellEnd"/>
-      <w:r>
-        <w:rPr>
-          <w:rFonts w:ascii="Courier New" w:eastAsia="Times New Roman" w:hAnsi="Courier New" w:cs="Courier New"/>
-          <w:color w:val="000000" w:themeColor="text1"/>
-          <w:sz w:val="20"/>
-          <w:szCs w:val="20"/>
-        </w:rPr>
-        <w:t>).</w:t>
+        <w:t>хук/трэйсинг-модуль (возможно для тестов/инструментирования).</w:t>
       </w:r>
     </w:p>
     <w:p>
@@ -9104,27 +7769,7 @@
           <w:sz w:val="20"/>
           <w:szCs w:val="20"/>
         </w:rPr>
-        <w:t>шаблоны/</w:t>
-      </w:r>
-      <w:proofErr w:type="spellStart"/>
-      <w:r>
-        <w:rPr>
-          <w:rFonts w:ascii="Courier New" w:eastAsia="Times New Roman" w:hAnsi="Courier New" w:cs="Courier New"/>
-          <w:color w:val="000000" w:themeColor="text1"/>
-          <w:sz w:val="20"/>
-          <w:szCs w:val="20"/>
-        </w:rPr>
-        <w:t>стенсилы</w:t>
-      </w:r>
-      <w:proofErr w:type="spellEnd"/>
-      <w:r>
-        <w:rPr>
-          <w:rFonts w:ascii="Courier New" w:eastAsia="Times New Roman" w:hAnsi="Courier New" w:cs="Courier New"/>
-          <w:color w:val="000000" w:themeColor="text1"/>
-          <w:sz w:val="20"/>
-          <w:szCs w:val="20"/>
-        </w:rPr>
-        <w:t xml:space="preserve"> для видео-сообщений (эффекты/оверлеи).</w:t>
+        <w:t>шаблоны/стенсилы для видео-сообщений (эффекты/оверлеи).</w:t>
       </w:r>
     </w:p>
     <w:p>
@@ -9146,27 +7791,7 @@
           <w:sz w:val="20"/>
           <w:szCs w:val="20"/>
         </w:rPr>
-        <w:t xml:space="preserve">аудио </w:t>
-      </w:r>
-      <w:proofErr w:type="spellStart"/>
-      <w:r>
-        <w:rPr>
-          <w:rFonts w:ascii="Courier New" w:eastAsia="Times New Roman" w:hAnsi="Courier New" w:cs="Courier New"/>
-          <w:color w:val="000000" w:themeColor="text1"/>
-          <w:sz w:val="20"/>
-          <w:szCs w:val="20"/>
-        </w:rPr>
-        <w:t>ресэмплер</w:t>
-      </w:r>
-      <w:proofErr w:type="spellEnd"/>
-      <w:r>
-        <w:rPr>
-          <w:rFonts w:ascii="Courier New" w:eastAsia="Times New Roman" w:hAnsi="Courier New" w:cs="Courier New"/>
-          <w:color w:val="000000" w:themeColor="text1"/>
-          <w:sz w:val="20"/>
-          <w:szCs w:val="20"/>
-        </w:rPr>
-        <w:t xml:space="preserve"> (конвертация частоты/каналов).</w:t>
+        <w:t>аудио ресэмплер (конвертация частоты/каналов).</w:t>
       </w:r>
     </w:p>
     <w:p>
@@ -9188,27 +7813,7 @@
           <w:sz w:val="20"/>
           <w:szCs w:val="20"/>
         </w:rPr>
-        <w:t xml:space="preserve">внутренний </w:t>
-      </w:r>
-      <w:proofErr w:type="spellStart"/>
-      <w:r>
-        <w:rPr>
-          <w:rFonts w:ascii="Courier New" w:eastAsia="Times New Roman" w:hAnsi="Courier New" w:cs="Courier New"/>
-          <w:color w:val="000000" w:themeColor="text1"/>
-          <w:sz w:val="20"/>
-          <w:szCs w:val="20"/>
-        </w:rPr>
-        <w:t>native</w:t>
-      </w:r>
-      <w:proofErr w:type="spellEnd"/>
-      <w:r>
-        <w:rPr>
-          <w:rFonts w:ascii="Courier New" w:eastAsia="Times New Roman" w:hAnsi="Courier New" w:cs="Courier New"/>
-          <w:color w:val="000000" w:themeColor="text1"/>
-          <w:sz w:val="20"/>
-          <w:szCs w:val="20"/>
-        </w:rPr>
-        <w:t>-модуль VK (логирование/хронология).</w:t>
+        <w:t>внутренний native-модуль VK (логирование/хронология).</w:t>
       </w:r>
     </w:p>
     <w:p>
@@ -9230,27 +7835,7 @@
           <w:sz w:val="20"/>
           <w:szCs w:val="20"/>
         </w:rPr>
-        <w:t xml:space="preserve">основной </w:t>
-      </w:r>
-      <w:proofErr w:type="spellStart"/>
-      <w:r>
-        <w:rPr>
-          <w:rFonts w:ascii="Courier New" w:eastAsia="Times New Roman" w:hAnsi="Courier New" w:cs="Courier New"/>
-          <w:color w:val="000000" w:themeColor="text1"/>
-          <w:sz w:val="20"/>
-          <w:szCs w:val="20"/>
-        </w:rPr>
-        <w:t>native</w:t>
-      </w:r>
-      <w:proofErr w:type="spellEnd"/>
-      <w:r>
-        <w:rPr>
-          <w:rFonts w:ascii="Courier New" w:eastAsia="Times New Roman" w:hAnsi="Courier New" w:cs="Courier New"/>
-          <w:color w:val="000000" w:themeColor="text1"/>
-          <w:sz w:val="20"/>
-          <w:szCs w:val="20"/>
-        </w:rPr>
-        <w:t>-движок приложения (ядро VK).</w:t>
+        <w:t>основной native-движок приложения (ядро VK).</w:t>
       </w:r>
     </w:p>
     <w:p>
@@ -9265,7 +7850,6 @@
           <w:szCs w:val="20"/>
         </w:rPr>
       </w:pPr>
-      <w:proofErr w:type="spellStart"/>
       <w:r>
         <w:rPr>
           <w:rFonts w:ascii="Courier New" w:eastAsia="Times New Roman" w:hAnsi="Courier New" w:cs="Courier New"/>
@@ -9273,17 +7857,7 @@
           <w:sz w:val="20"/>
           <w:szCs w:val="20"/>
         </w:rPr>
-        <w:t>native</w:t>
-      </w:r>
-      <w:proofErr w:type="spellEnd"/>
-      <w:r>
-        <w:rPr>
-          <w:rFonts w:ascii="Courier New" w:eastAsia="Times New Roman" w:hAnsi="Courier New" w:cs="Courier New"/>
-          <w:color w:val="000000" w:themeColor="text1"/>
-          <w:sz w:val="20"/>
-          <w:szCs w:val="20"/>
-        </w:rPr>
-        <w:t xml:space="preserve"> медиа-обработка (видеоплейер, кодеки-обёртки).</w:t>
+        <w:t>native медиа-обработка (видеоплейер, кодеки-обёртки).</w:t>
       </w:r>
     </w:p>
     <w:p>
@@ -9298,7 +7872,6 @@
           <w:szCs w:val="20"/>
         </w:rPr>
       </w:pPr>
-      <w:proofErr w:type="spellStart"/>
       <w:r>
         <w:rPr>
           <w:rFonts w:ascii="Courier New" w:eastAsia="Times New Roman" w:hAnsi="Courier New" w:cs="Courier New"/>
@@ -9306,17 +7879,7 @@
           <w:sz w:val="20"/>
           <w:szCs w:val="20"/>
         </w:rPr>
-        <w:t>native</w:t>
-      </w:r>
-      <w:proofErr w:type="spellEnd"/>
-      <w:r>
-        <w:rPr>
-          <w:rFonts w:ascii="Courier New" w:eastAsia="Times New Roman" w:hAnsi="Courier New" w:cs="Courier New"/>
-          <w:color w:val="000000" w:themeColor="text1"/>
-          <w:sz w:val="20"/>
-          <w:szCs w:val="20"/>
-        </w:rPr>
-        <w:t xml:space="preserve"> модуль кодирования медиа (запись видео/аудио).</w:t>
+        <w:t>native модуль кодирования медиа (запись видео/аудио).</w:t>
       </w:r>
     </w:p>
     <w:p>
@@ -9338,27 +7901,7 @@
           <w:sz w:val="20"/>
           <w:szCs w:val="20"/>
         </w:rPr>
-        <w:t xml:space="preserve">Opus </w:t>
-      </w:r>
-      <w:proofErr w:type="spellStart"/>
-      <w:r>
-        <w:rPr>
-          <w:rFonts w:ascii="Courier New" w:eastAsia="Times New Roman" w:hAnsi="Courier New" w:cs="Courier New"/>
-          <w:color w:val="000000" w:themeColor="text1"/>
-          <w:sz w:val="20"/>
-          <w:szCs w:val="20"/>
-        </w:rPr>
-        <w:t>codec</w:t>
-      </w:r>
-      <w:proofErr w:type="spellEnd"/>
-      <w:r>
-        <w:rPr>
-          <w:rFonts w:ascii="Courier New" w:eastAsia="Times New Roman" w:hAnsi="Courier New" w:cs="Courier New"/>
-          <w:color w:val="000000" w:themeColor="text1"/>
-          <w:sz w:val="20"/>
-          <w:szCs w:val="20"/>
-        </w:rPr>
-        <w:t xml:space="preserve"> JNI/обёртка (кодирование/декодирование голосовых сообщений).</w:t>
+        <w:t>Opus codec JNI/обёртка (кодирование/декодирование голосовых сообщений).</w:t>
       </w:r>
     </w:p>
     <w:p>
@@ -9402,47 +7945,7 @@
           <w:sz w:val="20"/>
           <w:szCs w:val="20"/>
         </w:rPr>
-        <w:t xml:space="preserve">рендер </w:t>
-      </w:r>
-      <w:proofErr w:type="spellStart"/>
-      <w:r>
-        <w:rPr>
-          <w:rFonts w:ascii="Courier New" w:eastAsia="Times New Roman" w:hAnsi="Courier New" w:cs="Courier New"/>
-          <w:color w:val="000000" w:themeColor="text1"/>
-          <w:sz w:val="20"/>
-          <w:szCs w:val="20"/>
-        </w:rPr>
-        <w:t>Lottie-анимаций</w:t>
-      </w:r>
-      <w:proofErr w:type="spellEnd"/>
-      <w:r>
-        <w:rPr>
-          <w:rFonts w:ascii="Courier New" w:eastAsia="Times New Roman" w:hAnsi="Courier New" w:cs="Courier New"/>
-          <w:color w:val="000000" w:themeColor="text1"/>
-          <w:sz w:val="20"/>
-          <w:szCs w:val="20"/>
-        </w:rPr>
-        <w:t xml:space="preserve"> (</w:t>
-      </w:r>
-      <w:proofErr w:type="spellStart"/>
-      <w:r>
-        <w:rPr>
-          <w:rFonts w:ascii="Courier New" w:eastAsia="Times New Roman" w:hAnsi="Courier New" w:cs="Courier New"/>
-          <w:color w:val="000000" w:themeColor="text1"/>
-          <w:sz w:val="20"/>
-          <w:szCs w:val="20"/>
-        </w:rPr>
-        <w:t>rlottie</w:t>
-      </w:r>
-      <w:proofErr w:type="spellEnd"/>
-      <w:r>
-        <w:rPr>
-          <w:rFonts w:ascii="Courier New" w:eastAsia="Times New Roman" w:hAnsi="Courier New" w:cs="Courier New"/>
-          <w:color w:val="000000" w:themeColor="text1"/>
-          <w:sz w:val="20"/>
-          <w:szCs w:val="20"/>
-        </w:rPr>
-        <w:t>).</w:t>
+        <w:t>рендер Lottie-анимаций (rlottie).</w:t>
       </w:r>
     </w:p>
     <w:p>
@@ -9457,7 +7960,6 @@
           <w:szCs w:val="20"/>
         </w:rPr>
       </w:pPr>
-      <w:proofErr w:type="spellStart"/>
       <w:r>
         <w:rPr>
           <w:rFonts w:ascii="Courier New" w:eastAsia="Times New Roman" w:hAnsi="Courier New" w:cs="Courier New"/>
@@ -9465,57 +7967,7 @@
           <w:sz w:val="20"/>
           <w:szCs w:val="20"/>
         </w:rPr>
-        <w:t>xhook</w:t>
-      </w:r>
-      <w:proofErr w:type="spellEnd"/>
-      <w:r>
-        <w:rPr>
-          <w:rFonts w:ascii="Courier New" w:eastAsia="Times New Roman" w:hAnsi="Courier New" w:cs="Courier New"/>
-          <w:color w:val="000000" w:themeColor="text1"/>
-          <w:sz w:val="20"/>
-          <w:szCs w:val="20"/>
-        </w:rPr>
-        <w:t xml:space="preserve">: </w:t>
-      </w:r>
-      <w:proofErr w:type="spellStart"/>
-      <w:r>
-        <w:rPr>
-          <w:rFonts w:ascii="Courier New" w:eastAsia="Times New Roman" w:hAnsi="Courier New" w:cs="Courier New"/>
-          <w:color w:val="000000" w:themeColor="text1"/>
-          <w:sz w:val="20"/>
-          <w:szCs w:val="20"/>
-        </w:rPr>
-        <w:t>runtime</w:t>
-      </w:r>
-      <w:proofErr w:type="spellEnd"/>
-      <w:r>
-        <w:rPr>
-          <w:rFonts w:ascii="Courier New" w:eastAsia="Times New Roman" w:hAnsi="Courier New" w:cs="Courier New"/>
-          <w:color w:val="000000" w:themeColor="text1"/>
-          <w:sz w:val="20"/>
-          <w:szCs w:val="20"/>
-        </w:rPr>
-        <w:t xml:space="preserve"> перехват/замена нативных символов (</w:t>
-      </w:r>
-      <w:proofErr w:type="spellStart"/>
-      <w:r>
-        <w:rPr>
-          <w:rFonts w:ascii="Courier New" w:eastAsia="Times New Roman" w:hAnsi="Courier New" w:cs="Courier New"/>
-          <w:color w:val="000000" w:themeColor="text1"/>
-          <w:sz w:val="20"/>
-          <w:szCs w:val="20"/>
-        </w:rPr>
-        <w:t>hooking</w:t>
-      </w:r>
-      <w:proofErr w:type="spellEnd"/>
-      <w:r>
-        <w:rPr>
-          <w:rFonts w:ascii="Courier New" w:eastAsia="Times New Roman" w:hAnsi="Courier New" w:cs="Courier New"/>
-          <w:color w:val="000000" w:themeColor="text1"/>
-          <w:sz w:val="20"/>
-          <w:szCs w:val="20"/>
-        </w:rPr>
-        <w:t>).</w:t>
+        <w:t>xhook: runtime перехват/замена нативных символов (hooking).</w:t>
       </w:r>
     </w:p>
     <w:p>
@@ -9530,7 +7982,6 @@
           <w:szCs w:val="20"/>
         </w:rPr>
       </w:pPr>
-      <w:proofErr w:type="spellStart"/>
       <w:r>
         <w:rPr>
           <w:rFonts w:ascii="Courier New" w:eastAsia="Times New Roman" w:hAnsi="Courier New" w:cs="Courier New"/>
@@ -9538,37 +7989,7 @@
           <w:sz w:val="20"/>
           <w:szCs w:val="20"/>
         </w:rPr>
-        <w:t>Zstandard</w:t>
-      </w:r>
-      <w:proofErr w:type="spellEnd"/>
-      <w:r>
-        <w:rPr>
-          <w:rFonts w:ascii="Courier New" w:eastAsia="Times New Roman" w:hAnsi="Courier New" w:cs="Courier New"/>
-          <w:color w:val="000000" w:themeColor="text1"/>
-          <w:sz w:val="20"/>
-          <w:szCs w:val="20"/>
-        </w:rPr>
-        <w:t xml:space="preserve"> </w:t>
-      </w:r>
-      <w:proofErr w:type="spellStart"/>
-      <w:r>
-        <w:rPr>
-          <w:rFonts w:ascii="Courier New" w:eastAsia="Times New Roman" w:hAnsi="Courier New" w:cs="Courier New"/>
-          <w:color w:val="000000" w:themeColor="text1"/>
-          <w:sz w:val="20"/>
-          <w:szCs w:val="20"/>
-        </w:rPr>
-        <w:t>compression</w:t>
-      </w:r>
-      <w:proofErr w:type="spellEnd"/>
-      <w:r>
-        <w:rPr>
-          <w:rFonts w:ascii="Courier New" w:eastAsia="Times New Roman" w:hAnsi="Courier New" w:cs="Courier New"/>
-          <w:color w:val="000000" w:themeColor="text1"/>
-          <w:sz w:val="20"/>
-          <w:szCs w:val="20"/>
-        </w:rPr>
-        <w:t xml:space="preserve"> JNI (версия 1.5.4-2) — сжатие/распаковка данных.</w:t>
+        <w:t>Zstandard compression JNI (версия 1.5.4-2) — сжатие/распаковка данных.</w:t>
       </w:r>
     </w:p>
     <w:p>
@@ -9647,55 +8068,33 @@
       <w:r>
         <w:t xml:space="preserve">Теперь требуется построить граф потока данных для анализа влияния открытия изображения на приложение. Для этого использовался </w:t>
       </w:r>
-      <w:proofErr w:type="spellStart"/>
       <w:r>
         <w:rPr>
           <w:lang w:val="en-US"/>
         </w:rPr>
         <w:t>FlowDroid</w:t>
       </w:r>
-      <w:proofErr w:type="spellEnd"/>
       <w:r>
         <w:t xml:space="preserve">. Так как </w:t>
       </w:r>
-      <w:proofErr w:type="spellStart"/>
       <w:r>
         <w:rPr>
           <w:lang w:val="en-US"/>
         </w:rPr>
         <w:t>FlowDroid</w:t>
       </w:r>
-      <w:proofErr w:type="spellEnd"/>
       <w:r>
         <w:t xml:space="preserve"> </w:t>
       </w:r>
       <w:r>
-        <w:t xml:space="preserve">изначально оперирует очень большим списком </w:t>
-      </w:r>
-      <w:proofErr w:type="spellStart"/>
-      <w:r>
-        <w:t>сорсов</w:t>
-      </w:r>
-      <w:proofErr w:type="spellEnd"/>
-      <w:r>
-        <w:t xml:space="preserve"> и </w:t>
-      </w:r>
-      <w:proofErr w:type="spellStart"/>
-      <w:r>
-        <w:t>синков</w:t>
-      </w:r>
-      <w:proofErr w:type="spellEnd"/>
-      <w:r>
-        <w:t xml:space="preserve">, необходимо было подредактировать файл </w:t>
-      </w:r>
-      <w:proofErr w:type="spellStart"/>
+        <w:t xml:space="preserve">изначально оперирует очень большим списком сорсов и синков, необходимо было подредактировать файл </w:t>
+      </w:r>
       <w:r>
         <w:rPr>
           <w:lang w:val="en-US"/>
         </w:rPr>
         <w:t>SinksAndSource</w:t>
       </w:r>
-      <w:proofErr w:type="spellEnd"/>
       <w:r>
         <w:t xml:space="preserve"> </w:t>
       </w:r>
@@ -9794,7 +8193,6 @@
         <w:rPr>
           <w:color w:val="000000" w:themeColor="text1"/>
         </w:rPr>
-        <w:lastRenderedPageBreak/>
         <w:t>Были</w:t>
       </w:r>
       <w:r>
@@ -9935,7 +8333,6 @@
         </w:rPr>
         <w:t xml:space="preserve"> (</w:t>
       </w:r>
-      <w:proofErr w:type="spellStart"/>
       <w:r>
         <w:rPr>
           <w:color w:val="000000" w:themeColor="text1"/>
@@ -9943,7 +8340,6 @@
         </w:rPr>
         <w:t>WhiteBox</w:t>
       </w:r>
-      <w:proofErr w:type="spellEnd"/>
       <w:r>
         <w:rPr>
           <w:color w:val="000000" w:themeColor="text1"/>
@@ -9974,7 +8370,6 @@
         </w:rPr>
         <w:t xml:space="preserve"> (</w:t>
       </w:r>
-      <w:proofErr w:type="spellStart"/>
       <w:r>
         <w:rPr>
           <w:color w:val="000000" w:themeColor="text1"/>
@@ -9982,7 +8377,6 @@
         </w:rPr>
         <w:t>BlackBox</w:t>
       </w:r>
-      <w:proofErr w:type="spellEnd"/>
       <w:r>
         <w:rPr>
           <w:color w:val="000000" w:themeColor="text1"/>
@@ -10277,21 +8671,12 @@
         </w:rPr>
         <w:t xml:space="preserve">Анализ </w:t>
       </w:r>
-      <w:proofErr w:type="spellStart"/>
       <w:r>
         <w:rPr>
           <w:color w:val="000000" w:themeColor="text1"/>
           <w:lang w:val="en-US"/>
         </w:rPr>
-        <w:t>MobSF</w:t>
-      </w:r>
-      <w:proofErr w:type="spellEnd"/>
-      <w:r>
-        <w:rPr>
-          <w:color w:val="000000" w:themeColor="text1"/>
-          <w:lang w:val="en-US"/>
-        </w:rPr>
-        <w:t xml:space="preserve"> </w:t>
+        <w:t xml:space="preserve">MobSF </w:t>
       </w:r>
       <w:r>
         <w:rPr>
